--- a/Notes/Collection1.docx
+++ b/Notes/Collection1.docx
@@ -3952,6 +3952,2817 @@
       </w:r>
     </w:p>
     <w:p/>
+    <w:p>
+      <w:pPr>
+        <w:pStyle w:val="NormalWeb"/>
+        <w:shd w:val="clear" w:color="auto" w:fill="FFFFFF"/>
+        <w:spacing w:before="0" w:beforeAutospacing="0" w:after="0" w:afterAutospacing="0"/>
+        <w:rPr>
+          <w:rFonts w:ascii="Consolas" w:hAnsi="Consolas"/>
+          <w:color w:val="000000"/>
+          <w:sz w:val="20"/>
+          <w:szCs w:val="20"/>
+        </w:rPr>
+      </w:pPr>
+      <w:r>
+        <w:rPr>
+          <w:rFonts w:ascii="Consolas" w:hAnsi="Consolas"/>
+          <w:b/>
+          <w:bCs/>
+          <w:color w:val="7F0055"/>
+          <w:sz w:val="20"/>
+          <w:szCs w:val="20"/>
+        </w:rPr>
+        <w:t>package</w:t>
+      </w:r>
+      <w:r>
+        <w:rPr>
+          <w:rFonts w:ascii="Consolas" w:hAnsi="Consolas"/>
+          <w:color w:val="000000"/>
+          <w:sz w:val="20"/>
+          <w:szCs w:val="20"/>
+        </w:rPr>
+        <w:t xml:space="preserve"> map;</w:t>
+      </w:r>
+    </w:p>
+    <w:p>
+      <w:pPr>
+        <w:pStyle w:val="NormalWeb"/>
+        <w:shd w:val="clear" w:color="auto" w:fill="FFFFFF"/>
+        <w:spacing w:before="0" w:beforeAutospacing="0" w:after="0" w:afterAutospacing="0"/>
+        <w:rPr>
+          <w:rFonts w:ascii="Consolas" w:hAnsi="Consolas"/>
+          <w:color w:val="000000"/>
+          <w:sz w:val="20"/>
+          <w:szCs w:val="20"/>
+        </w:rPr>
+      </w:pPr>
+    </w:p>
+    <w:p>
+      <w:pPr>
+        <w:pStyle w:val="NormalWeb"/>
+        <w:shd w:val="clear" w:color="auto" w:fill="FFFFFF"/>
+        <w:spacing w:before="0" w:beforeAutospacing="0" w:after="0" w:afterAutospacing="0"/>
+        <w:rPr>
+          <w:rFonts w:ascii="Consolas" w:hAnsi="Consolas"/>
+          <w:color w:val="000000"/>
+          <w:sz w:val="20"/>
+          <w:szCs w:val="20"/>
+        </w:rPr>
+      </w:pPr>
+      <w:r>
+        <w:rPr>
+          <w:rFonts w:ascii="Consolas" w:hAnsi="Consolas"/>
+          <w:b/>
+          <w:bCs/>
+          <w:color w:val="7F0055"/>
+          <w:sz w:val="20"/>
+          <w:szCs w:val="20"/>
+        </w:rPr>
+        <w:t>import</w:t>
+      </w:r>
+      <w:r>
+        <w:rPr>
+          <w:rFonts w:ascii="Consolas" w:hAnsi="Consolas"/>
+          <w:color w:val="000000"/>
+          <w:sz w:val="20"/>
+          <w:szCs w:val="20"/>
+        </w:rPr>
+        <w:t xml:space="preserve"> java.util.Map.Entry;</w:t>
+      </w:r>
+    </w:p>
+    <w:p>
+      <w:pPr>
+        <w:pStyle w:val="NormalWeb"/>
+        <w:shd w:val="clear" w:color="auto" w:fill="FFFFFF"/>
+        <w:spacing w:before="0" w:beforeAutospacing="0" w:after="0" w:afterAutospacing="0"/>
+        <w:rPr>
+          <w:rFonts w:ascii="Consolas" w:hAnsi="Consolas"/>
+          <w:color w:val="000000"/>
+          <w:sz w:val="20"/>
+          <w:szCs w:val="20"/>
+        </w:rPr>
+      </w:pPr>
+      <w:r>
+        <w:rPr>
+          <w:rFonts w:ascii="Consolas" w:hAnsi="Consolas"/>
+          <w:b/>
+          <w:bCs/>
+          <w:color w:val="7F0055"/>
+          <w:sz w:val="20"/>
+          <w:szCs w:val="20"/>
+        </w:rPr>
+        <w:t>import</w:t>
+      </w:r>
+      <w:r>
+        <w:rPr>
+          <w:rFonts w:ascii="Consolas" w:hAnsi="Consolas"/>
+          <w:color w:val="000000"/>
+          <w:sz w:val="20"/>
+          <w:szCs w:val="20"/>
+        </w:rPr>
+        <w:t xml:space="preserve"> java.util.Collection;</w:t>
+      </w:r>
+    </w:p>
+    <w:p>
+      <w:pPr>
+        <w:pStyle w:val="NormalWeb"/>
+        <w:shd w:val="clear" w:color="auto" w:fill="FFFFFF"/>
+        <w:spacing w:before="0" w:beforeAutospacing="0" w:after="0" w:afterAutospacing="0"/>
+        <w:rPr>
+          <w:rFonts w:ascii="Consolas" w:hAnsi="Consolas"/>
+          <w:color w:val="000000"/>
+          <w:sz w:val="20"/>
+          <w:szCs w:val="20"/>
+        </w:rPr>
+      </w:pPr>
+      <w:r>
+        <w:rPr>
+          <w:rFonts w:ascii="Consolas" w:hAnsi="Consolas"/>
+          <w:b/>
+          <w:bCs/>
+          <w:color w:val="7F0055"/>
+          <w:sz w:val="20"/>
+          <w:szCs w:val="20"/>
+        </w:rPr>
+        <w:t>import</w:t>
+      </w:r>
+      <w:r>
+        <w:rPr>
+          <w:rFonts w:ascii="Consolas" w:hAnsi="Consolas"/>
+          <w:color w:val="000000"/>
+          <w:sz w:val="20"/>
+          <w:szCs w:val="20"/>
+        </w:rPr>
+        <w:t xml:space="preserve"> java.util.HashMap;</w:t>
+      </w:r>
+    </w:p>
+    <w:p>
+      <w:pPr>
+        <w:pStyle w:val="NormalWeb"/>
+        <w:shd w:val="clear" w:color="auto" w:fill="FFFFFF"/>
+        <w:spacing w:before="0" w:beforeAutospacing="0" w:after="0" w:afterAutospacing="0"/>
+        <w:rPr>
+          <w:rFonts w:ascii="Consolas" w:hAnsi="Consolas"/>
+          <w:color w:val="000000"/>
+          <w:sz w:val="20"/>
+          <w:szCs w:val="20"/>
+        </w:rPr>
+      </w:pPr>
+      <w:r>
+        <w:rPr>
+          <w:rFonts w:ascii="Consolas" w:hAnsi="Consolas"/>
+          <w:b/>
+          <w:bCs/>
+          <w:color w:val="7F0055"/>
+          <w:sz w:val="20"/>
+          <w:szCs w:val="20"/>
+        </w:rPr>
+        <w:t>import</w:t>
+      </w:r>
+      <w:r>
+        <w:rPr>
+          <w:rFonts w:ascii="Consolas" w:hAnsi="Consolas"/>
+          <w:color w:val="000000"/>
+          <w:sz w:val="20"/>
+          <w:szCs w:val="20"/>
+        </w:rPr>
+        <w:t xml:space="preserve"> java.util.Iterator;</w:t>
+      </w:r>
+    </w:p>
+    <w:p>
+      <w:pPr>
+        <w:pStyle w:val="NormalWeb"/>
+        <w:shd w:val="clear" w:color="auto" w:fill="FFFFFF"/>
+        <w:spacing w:before="0" w:beforeAutospacing="0" w:after="0" w:afterAutospacing="0"/>
+        <w:rPr>
+          <w:rFonts w:ascii="Consolas" w:hAnsi="Consolas"/>
+          <w:color w:val="000000"/>
+          <w:sz w:val="20"/>
+          <w:szCs w:val="20"/>
+        </w:rPr>
+      </w:pPr>
+      <w:r>
+        <w:rPr>
+          <w:rFonts w:ascii="Consolas" w:hAnsi="Consolas"/>
+          <w:b/>
+          <w:bCs/>
+          <w:color w:val="7F0055"/>
+          <w:sz w:val="20"/>
+          <w:szCs w:val="20"/>
+        </w:rPr>
+        <w:t>import</w:t>
+      </w:r>
+      <w:r>
+        <w:rPr>
+          <w:rFonts w:ascii="Consolas" w:hAnsi="Consolas"/>
+          <w:color w:val="000000"/>
+          <w:sz w:val="20"/>
+          <w:szCs w:val="20"/>
+        </w:rPr>
+        <w:t xml:space="preserve"> java.util.Map;</w:t>
+      </w:r>
+    </w:p>
+    <w:p>
+      <w:pPr>
+        <w:pStyle w:val="NormalWeb"/>
+        <w:shd w:val="clear" w:color="auto" w:fill="FFFFFF"/>
+        <w:spacing w:before="0" w:beforeAutospacing="0" w:after="0" w:afterAutospacing="0"/>
+        <w:rPr>
+          <w:rFonts w:ascii="Consolas" w:hAnsi="Consolas"/>
+          <w:color w:val="000000"/>
+          <w:sz w:val="20"/>
+          <w:szCs w:val="20"/>
+        </w:rPr>
+      </w:pPr>
+      <w:r>
+        <w:rPr>
+          <w:rFonts w:ascii="Consolas" w:hAnsi="Consolas"/>
+          <w:b/>
+          <w:bCs/>
+          <w:color w:val="7F0055"/>
+          <w:sz w:val="20"/>
+          <w:szCs w:val="20"/>
+        </w:rPr>
+        <w:t>import</w:t>
+      </w:r>
+      <w:r>
+        <w:rPr>
+          <w:rFonts w:ascii="Consolas" w:hAnsi="Consolas"/>
+          <w:color w:val="000000"/>
+          <w:sz w:val="20"/>
+          <w:szCs w:val="20"/>
+        </w:rPr>
+        <w:t xml:space="preserve"> java.util.Set;</w:t>
+      </w:r>
+    </w:p>
+    <w:p>
+      <w:pPr>
+        <w:pStyle w:val="NormalWeb"/>
+        <w:shd w:val="clear" w:color="auto" w:fill="FFFFFF"/>
+        <w:spacing w:before="0" w:beforeAutospacing="0" w:after="0" w:afterAutospacing="0"/>
+        <w:rPr>
+          <w:rFonts w:ascii="Consolas" w:hAnsi="Consolas"/>
+          <w:color w:val="000000"/>
+          <w:sz w:val="20"/>
+          <w:szCs w:val="20"/>
+        </w:rPr>
+      </w:pPr>
+    </w:p>
+    <w:p>
+      <w:pPr>
+        <w:pStyle w:val="NormalWeb"/>
+        <w:shd w:val="clear" w:color="auto" w:fill="FFFFFF"/>
+        <w:spacing w:before="0" w:beforeAutospacing="0" w:after="0" w:afterAutospacing="0"/>
+        <w:rPr>
+          <w:rFonts w:ascii="Consolas" w:hAnsi="Consolas"/>
+          <w:color w:val="000000"/>
+          <w:sz w:val="20"/>
+          <w:szCs w:val="20"/>
+        </w:rPr>
+      </w:pPr>
+      <w:r>
+        <w:rPr>
+          <w:rFonts w:ascii="Consolas" w:hAnsi="Consolas"/>
+          <w:b/>
+          <w:bCs/>
+          <w:color w:val="7F0055"/>
+          <w:sz w:val="20"/>
+          <w:szCs w:val="20"/>
+        </w:rPr>
+        <w:t>public</w:t>
+      </w:r>
+      <w:r>
+        <w:rPr>
+          <w:rFonts w:ascii="Consolas" w:hAnsi="Consolas"/>
+          <w:color w:val="000000"/>
+          <w:sz w:val="20"/>
+          <w:szCs w:val="20"/>
+        </w:rPr>
+        <w:t xml:space="preserve"> </w:t>
+      </w:r>
+      <w:r>
+        <w:rPr>
+          <w:rFonts w:ascii="Consolas" w:hAnsi="Consolas"/>
+          <w:b/>
+          <w:bCs/>
+          <w:color w:val="7F0055"/>
+          <w:sz w:val="20"/>
+          <w:szCs w:val="20"/>
+        </w:rPr>
+        <w:t>class</w:t>
+      </w:r>
+      <w:r>
+        <w:rPr>
+          <w:rFonts w:ascii="Consolas" w:hAnsi="Consolas"/>
+          <w:color w:val="000000"/>
+          <w:sz w:val="20"/>
+          <w:szCs w:val="20"/>
+        </w:rPr>
+        <w:t xml:space="preserve"> FetchingKeyValue {</w:t>
+      </w:r>
+    </w:p>
+    <w:p>
+      <w:pPr>
+        <w:pStyle w:val="NormalWeb"/>
+        <w:shd w:val="clear" w:color="auto" w:fill="FFFFFF"/>
+        <w:spacing w:before="0" w:beforeAutospacing="0" w:after="0" w:afterAutospacing="0"/>
+        <w:rPr>
+          <w:rFonts w:ascii="Consolas" w:hAnsi="Consolas"/>
+          <w:color w:val="000000"/>
+          <w:sz w:val="20"/>
+          <w:szCs w:val="20"/>
+        </w:rPr>
+      </w:pPr>
+    </w:p>
+    <w:p>
+      <w:pPr>
+        <w:pStyle w:val="NormalWeb"/>
+        <w:shd w:val="clear" w:color="auto" w:fill="FFFFFF"/>
+        <w:spacing w:before="0" w:beforeAutospacing="0" w:after="0" w:afterAutospacing="0"/>
+        <w:rPr>
+          <w:rFonts w:ascii="Consolas" w:hAnsi="Consolas"/>
+          <w:color w:val="000000"/>
+          <w:sz w:val="20"/>
+          <w:szCs w:val="20"/>
+        </w:rPr>
+      </w:pPr>
+      <w:r>
+        <w:rPr>
+          <w:rFonts w:ascii="Consolas" w:hAnsi="Consolas"/>
+          <w:color w:val="000000"/>
+          <w:sz w:val="20"/>
+          <w:szCs w:val="20"/>
+        </w:rPr>
+        <w:tab/>
+      </w:r>
+      <w:r>
+        <w:rPr>
+          <w:rFonts w:ascii="Consolas" w:hAnsi="Consolas"/>
+          <w:b/>
+          <w:bCs/>
+          <w:color w:val="7F0055"/>
+          <w:sz w:val="20"/>
+          <w:szCs w:val="20"/>
+        </w:rPr>
+        <w:t>public</w:t>
+      </w:r>
+      <w:r>
+        <w:rPr>
+          <w:rFonts w:ascii="Consolas" w:hAnsi="Consolas"/>
+          <w:color w:val="000000"/>
+          <w:sz w:val="20"/>
+          <w:szCs w:val="20"/>
+        </w:rPr>
+        <w:t xml:space="preserve"> </w:t>
+      </w:r>
+      <w:r>
+        <w:rPr>
+          <w:rFonts w:ascii="Consolas" w:hAnsi="Consolas"/>
+          <w:b/>
+          <w:bCs/>
+          <w:color w:val="7F0055"/>
+          <w:sz w:val="20"/>
+          <w:szCs w:val="20"/>
+        </w:rPr>
+        <w:t>static</w:t>
+      </w:r>
+      <w:r>
+        <w:rPr>
+          <w:rFonts w:ascii="Consolas" w:hAnsi="Consolas"/>
+          <w:color w:val="000000"/>
+          <w:sz w:val="20"/>
+          <w:szCs w:val="20"/>
+        </w:rPr>
+        <w:t xml:space="preserve"> </w:t>
+      </w:r>
+      <w:r>
+        <w:rPr>
+          <w:rFonts w:ascii="Consolas" w:hAnsi="Consolas"/>
+          <w:b/>
+          <w:bCs/>
+          <w:color w:val="7F0055"/>
+          <w:sz w:val="20"/>
+          <w:szCs w:val="20"/>
+        </w:rPr>
+        <w:t>void</w:t>
+      </w:r>
+      <w:r>
+        <w:rPr>
+          <w:rFonts w:ascii="Consolas" w:hAnsi="Consolas"/>
+          <w:color w:val="000000"/>
+          <w:sz w:val="20"/>
+          <w:szCs w:val="20"/>
+        </w:rPr>
+        <w:t xml:space="preserve"> main(String[] </w:t>
+      </w:r>
+      <w:r>
+        <w:rPr>
+          <w:rFonts w:ascii="Consolas" w:hAnsi="Consolas"/>
+          <w:color w:val="6A3E3E"/>
+          <w:sz w:val="20"/>
+          <w:szCs w:val="20"/>
+        </w:rPr>
+        <w:t>args</w:t>
+      </w:r>
+      <w:r>
+        <w:rPr>
+          <w:rFonts w:ascii="Consolas" w:hAnsi="Consolas"/>
+          <w:color w:val="000000"/>
+          <w:sz w:val="20"/>
+          <w:szCs w:val="20"/>
+        </w:rPr>
+        <w:t>) {</w:t>
+      </w:r>
+    </w:p>
+    <w:p>
+      <w:pPr>
+        <w:pStyle w:val="NormalWeb"/>
+        <w:shd w:val="clear" w:color="auto" w:fill="FFFFFF"/>
+        <w:spacing w:before="0" w:beforeAutospacing="0" w:after="0" w:afterAutospacing="0"/>
+        <w:rPr>
+          <w:rFonts w:ascii="Consolas" w:hAnsi="Consolas"/>
+          <w:color w:val="000000"/>
+          <w:sz w:val="20"/>
+          <w:szCs w:val="20"/>
+        </w:rPr>
+      </w:pPr>
+      <w:r>
+        <w:rPr>
+          <w:rFonts w:ascii="Consolas" w:hAnsi="Consolas"/>
+          <w:color w:val="000000"/>
+          <w:sz w:val="20"/>
+          <w:szCs w:val="20"/>
+        </w:rPr>
+        <w:tab/>
+      </w:r>
+      <w:r>
+        <w:rPr>
+          <w:rFonts w:ascii="Consolas" w:hAnsi="Consolas"/>
+          <w:color w:val="000000"/>
+          <w:sz w:val="20"/>
+          <w:szCs w:val="20"/>
+        </w:rPr>
+        <w:tab/>
+      </w:r>
+      <w:r>
+        <w:rPr>
+          <w:rFonts w:ascii="Consolas" w:hAnsi="Consolas"/>
+          <w:color w:val="3F7F5F"/>
+          <w:sz w:val="20"/>
+          <w:szCs w:val="20"/>
+        </w:rPr>
+        <w:t xml:space="preserve">// </w:t>
+      </w:r>
+      <w:r>
+        <w:rPr>
+          <w:rFonts w:ascii="Consolas" w:hAnsi="Consolas"/>
+          <w:b/>
+          <w:bCs/>
+          <w:color w:val="7F9FBF"/>
+          <w:sz w:val="20"/>
+          <w:szCs w:val="20"/>
+        </w:rPr>
+        <w:t>TODO</w:t>
+      </w:r>
+      <w:r>
+        <w:rPr>
+          <w:rFonts w:ascii="Consolas" w:hAnsi="Consolas"/>
+          <w:color w:val="3F7F5F"/>
+          <w:sz w:val="20"/>
+          <w:szCs w:val="20"/>
+        </w:rPr>
+        <w:t xml:space="preserve"> Auto-generated method stub</w:t>
+      </w:r>
+    </w:p>
+    <w:p>
+      <w:pPr>
+        <w:pStyle w:val="NormalWeb"/>
+        <w:shd w:val="clear" w:color="auto" w:fill="FFFFFF"/>
+        <w:spacing w:before="0" w:beforeAutospacing="0" w:after="0" w:afterAutospacing="0"/>
+        <w:rPr>
+          <w:rFonts w:ascii="Consolas" w:hAnsi="Consolas"/>
+          <w:color w:val="000000"/>
+          <w:sz w:val="20"/>
+          <w:szCs w:val="20"/>
+        </w:rPr>
+      </w:pPr>
+      <w:r>
+        <w:rPr>
+          <w:rFonts w:ascii="Consolas" w:hAnsi="Consolas"/>
+          <w:color w:val="000000"/>
+          <w:sz w:val="20"/>
+          <w:szCs w:val="20"/>
+        </w:rPr>
+        <w:tab/>
+      </w:r>
+      <w:r>
+        <w:rPr>
+          <w:rFonts w:ascii="Consolas" w:hAnsi="Consolas"/>
+          <w:color w:val="000000"/>
+          <w:sz w:val="20"/>
+          <w:szCs w:val="20"/>
+        </w:rPr>
+        <w:tab/>
+      </w:r>
+      <w:r>
+        <w:rPr>
+          <w:rFonts w:ascii="Consolas" w:hAnsi="Consolas"/>
+          <w:color w:val="000000"/>
+          <w:sz w:val="20"/>
+          <w:szCs w:val="20"/>
+          <w:u w:val="single"/>
+        </w:rPr>
+        <w:t>HashMap</w:t>
+      </w:r>
+      <w:r>
+        <w:rPr>
+          <w:rFonts w:ascii="Consolas" w:hAnsi="Consolas"/>
+          <w:color w:val="000000"/>
+          <w:sz w:val="20"/>
+          <w:szCs w:val="20"/>
+        </w:rPr>
+        <w:t xml:space="preserve"> </w:t>
+      </w:r>
+      <w:r>
+        <w:rPr>
+          <w:rFonts w:ascii="Consolas" w:hAnsi="Consolas"/>
+          <w:color w:val="6A3E3E"/>
+          <w:sz w:val="20"/>
+          <w:szCs w:val="20"/>
+        </w:rPr>
+        <w:t>map</w:t>
+      </w:r>
+      <w:r>
+        <w:rPr>
+          <w:rFonts w:ascii="Consolas" w:hAnsi="Consolas"/>
+          <w:color w:val="000000"/>
+          <w:sz w:val="20"/>
+          <w:szCs w:val="20"/>
+        </w:rPr>
+        <w:t>=</w:t>
+      </w:r>
+      <w:r>
+        <w:rPr>
+          <w:rFonts w:ascii="Consolas" w:hAnsi="Consolas"/>
+          <w:b/>
+          <w:bCs/>
+          <w:color w:val="7F0055"/>
+          <w:sz w:val="20"/>
+          <w:szCs w:val="20"/>
+        </w:rPr>
+        <w:t>new</w:t>
+      </w:r>
+      <w:r>
+        <w:rPr>
+          <w:rFonts w:ascii="Consolas" w:hAnsi="Consolas"/>
+          <w:color w:val="000000"/>
+          <w:sz w:val="20"/>
+          <w:szCs w:val="20"/>
+        </w:rPr>
+        <w:t xml:space="preserve"> </w:t>
+      </w:r>
+      <w:r>
+        <w:rPr>
+          <w:rFonts w:ascii="Consolas" w:hAnsi="Consolas"/>
+          <w:color w:val="000000"/>
+          <w:sz w:val="20"/>
+          <w:szCs w:val="20"/>
+          <w:u w:val="single"/>
+        </w:rPr>
+        <w:t>HashMap</w:t>
+      </w:r>
+      <w:r>
+        <w:rPr>
+          <w:rFonts w:ascii="Consolas" w:hAnsi="Consolas"/>
+          <w:color w:val="000000"/>
+          <w:sz w:val="20"/>
+          <w:szCs w:val="20"/>
+        </w:rPr>
+        <w:t>();</w:t>
+      </w:r>
+    </w:p>
+    <w:p>
+      <w:pPr>
+        <w:pStyle w:val="NormalWeb"/>
+        <w:shd w:val="clear" w:color="auto" w:fill="FFFFFF"/>
+        <w:spacing w:before="0" w:beforeAutospacing="0" w:after="0" w:afterAutospacing="0"/>
+        <w:rPr>
+          <w:rFonts w:ascii="Consolas" w:hAnsi="Consolas"/>
+          <w:color w:val="000000"/>
+          <w:sz w:val="20"/>
+          <w:szCs w:val="20"/>
+        </w:rPr>
+      </w:pPr>
+      <w:r>
+        <w:rPr>
+          <w:rFonts w:ascii="Consolas" w:hAnsi="Consolas"/>
+          <w:color w:val="000000"/>
+          <w:sz w:val="20"/>
+          <w:szCs w:val="20"/>
+        </w:rPr>
+        <w:tab/>
+      </w:r>
+      <w:r>
+        <w:rPr>
+          <w:rFonts w:ascii="Consolas" w:hAnsi="Consolas"/>
+          <w:color w:val="000000"/>
+          <w:sz w:val="20"/>
+          <w:szCs w:val="20"/>
+        </w:rPr>
+        <w:tab/>
+      </w:r>
+      <w:r>
+        <w:rPr>
+          <w:rFonts w:ascii="Consolas" w:hAnsi="Consolas"/>
+          <w:color w:val="6A3E3E"/>
+          <w:sz w:val="20"/>
+          <w:szCs w:val="20"/>
+          <w:u w:val="single"/>
+        </w:rPr>
+        <w:t>map</w:t>
+      </w:r>
+      <w:r>
+        <w:rPr>
+          <w:rFonts w:ascii="Consolas" w:hAnsi="Consolas"/>
+          <w:color w:val="000000"/>
+          <w:sz w:val="20"/>
+          <w:szCs w:val="20"/>
+          <w:u w:val="single"/>
+        </w:rPr>
+        <w:t>.put(2,</w:t>
+      </w:r>
+      <w:r>
+        <w:rPr>
+          <w:rFonts w:ascii="Consolas" w:hAnsi="Consolas"/>
+          <w:color w:val="2A00FF"/>
+          <w:sz w:val="20"/>
+          <w:szCs w:val="20"/>
+          <w:u w:val="single"/>
+        </w:rPr>
+        <w:t>"veena"</w:t>
+      </w:r>
+      <w:r>
+        <w:rPr>
+          <w:rFonts w:ascii="Consolas" w:hAnsi="Consolas"/>
+          <w:color w:val="000000"/>
+          <w:sz w:val="20"/>
+          <w:szCs w:val="20"/>
+          <w:u w:val="single"/>
+        </w:rPr>
+        <w:t>)</w:t>
+      </w:r>
+      <w:r>
+        <w:rPr>
+          <w:rFonts w:ascii="Consolas" w:hAnsi="Consolas"/>
+          <w:color w:val="000000"/>
+          <w:sz w:val="20"/>
+          <w:szCs w:val="20"/>
+        </w:rPr>
+        <w:t>;</w:t>
+      </w:r>
+    </w:p>
+    <w:p>
+      <w:pPr>
+        <w:pStyle w:val="NormalWeb"/>
+        <w:shd w:val="clear" w:color="auto" w:fill="FFFFFF"/>
+        <w:spacing w:before="0" w:beforeAutospacing="0" w:after="0" w:afterAutospacing="0"/>
+        <w:rPr>
+          <w:rFonts w:ascii="Consolas" w:hAnsi="Consolas"/>
+          <w:color w:val="000000"/>
+          <w:sz w:val="20"/>
+          <w:szCs w:val="20"/>
+        </w:rPr>
+      </w:pPr>
+      <w:r>
+        <w:rPr>
+          <w:rFonts w:ascii="Consolas" w:hAnsi="Consolas"/>
+          <w:color w:val="000000"/>
+          <w:sz w:val="20"/>
+          <w:szCs w:val="20"/>
+        </w:rPr>
+        <w:tab/>
+      </w:r>
+      <w:r>
+        <w:rPr>
+          <w:rFonts w:ascii="Consolas" w:hAnsi="Consolas"/>
+          <w:color w:val="000000"/>
+          <w:sz w:val="20"/>
+          <w:szCs w:val="20"/>
+        </w:rPr>
+        <w:tab/>
+      </w:r>
+      <w:r>
+        <w:rPr>
+          <w:rFonts w:ascii="Consolas" w:hAnsi="Consolas"/>
+          <w:color w:val="6A3E3E"/>
+          <w:sz w:val="20"/>
+          <w:szCs w:val="20"/>
+          <w:u w:val="single"/>
+        </w:rPr>
+        <w:t>map</w:t>
+      </w:r>
+      <w:r>
+        <w:rPr>
+          <w:rFonts w:ascii="Consolas" w:hAnsi="Consolas"/>
+          <w:color w:val="000000"/>
+          <w:sz w:val="20"/>
+          <w:szCs w:val="20"/>
+          <w:u w:val="single"/>
+        </w:rPr>
+        <w:t>.put(3,</w:t>
+      </w:r>
+      <w:r>
+        <w:rPr>
+          <w:rFonts w:ascii="Consolas" w:hAnsi="Consolas"/>
+          <w:color w:val="2A00FF"/>
+          <w:sz w:val="20"/>
+          <w:szCs w:val="20"/>
+          <w:u w:val="single"/>
+        </w:rPr>
+        <w:t>"manasvi"</w:t>
+      </w:r>
+      <w:r>
+        <w:rPr>
+          <w:rFonts w:ascii="Consolas" w:hAnsi="Consolas"/>
+          <w:color w:val="000000"/>
+          <w:sz w:val="20"/>
+          <w:szCs w:val="20"/>
+          <w:u w:val="single"/>
+        </w:rPr>
+        <w:t>)</w:t>
+      </w:r>
+      <w:r>
+        <w:rPr>
+          <w:rFonts w:ascii="Consolas" w:hAnsi="Consolas"/>
+          <w:color w:val="000000"/>
+          <w:sz w:val="20"/>
+          <w:szCs w:val="20"/>
+        </w:rPr>
+        <w:t>;</w:t>
+      </w:r>
+    </w:p>
+    <w:p>
+      <w:pPr>
+        <w:pStyle w:val="NormalWeb"/>
+        <w:shd w:val="clear" w:color="auto" w:fill="FFFFFF"/>
+        <w:spacing w:before="0" w:beforeAutospacing="0" w:after="0" w:afterAutospacing="0"/>
+        <w:rPr>
+          <w:rFonts w:ascii="Consolas" w:hAnsi="Consolas"/>
+          <w:color w:val="000000"/>
+          <w:sz w:val="20"/>
+          <w:szCs w:val="20"/>
+        </w:rPr>
+      </w:pPr>
+      <w:r>
+        <w:rPr>
+          <w:rFonts w:ascii="Consolas" w:hAnsi="Consolas"/>
+          <w:color w:val="000000"/>
+          <w:sz w:val="20"/>
+          <w:szCs w:val="20"/>
+        </w:rPr>
+        <w:tab/>
+      </w:r>
+      <w:r>
+        <w:rPr>
+          <w:rFonts w:ascii="Consolas" w:hAnsi="Consolas"/>
+          <w:color w:val="000000"/>
+          <w:sz w:val="20"/>
+          <w:szCs w:val="20"/>
+        </w:rPr>
+        <w:tab/>
+      </w:r>
+      <w:r>
+        <w:rPr>
+          <w:rFonts w:ascii="Consolas" w:hAnsi="Consolas"/>
+          <w:color w:val="6A3E3E"/>
+          <w:sz w:val="20"/>
+          <w:szCs w:val="20"/>
+          <w:u w:val="single"/>
+        </w:rPr>
+        <w:t>map</w:t>
+      </w:r>
+      <w:r>
+        <w:rPr>
+          <w:rFonts w:ascii="Consolas" w:hAnsi="Consolas"/>
+          <w:color w:val="000000"/>
+          <w:sz w:val="20"/>
+          <w:szCs w:val="20"/>
+          <w:u w:val="single"/>
+        </w:rPr>
+        <w:t>.put(5,</w:t>
+      </w:r>
+      <w:r>
+        <w:rPr>
+          <w:rFonts w:ascii="Consolas" w:hAnsi="Consolas"/>
+          <w:color w:val="2A00FF"/>
+          <w:sz w:val="20"/>
+          <w:szCs w:val="20"/>
+          <w:u w:val="single"/>
+        </w:rPr>
+        <w:t>"vaval"</w:t>
+      </w:r>
+      <w:r>
+        <w:rPr>
+          <w:rFonts w:ascii="Consolas" w:hAnsi="Consolas"/>
+          <w:color w:val="000000"/>
+          <w:sz w:val="20"/>
+          <w:szCs w:val="20"/>
+          <w:u w:val="single"/>
+        </w:rPr>
+        <w:t>)</w:t>
+      </w:r>
+      <w:r>
+        <w:rPr>
+          <w:rFonts w:ascii="Consolas" w:hAnsi="Consolas"/>
+          <w:color w:val="000000"/>
+          <w:sz w:val="20"/>
+          <w:szCs w:val="20"/>
+        </w:rPr>
+        <w:t>;</w:t>
+      </w:r>
+    </w:p>
+    <w:p>
+      <w:pPr>
+        <w:pStyle w:val="NormalWeb"/>
+        <w:shd w:val="clear" w:color="auto" w:fill="FFFFFF"/>
+        <w:spacing w:before="0" w:beforeAutospacing="0" w:after="0" w:afterAutospacing="0"/>
+        <w:rPr>
+          <w:rFonts w:ascii="Consolas" w:hAnsi="Consolas"/>
+          <w:color w:val="000000"/>
+          <w:sz w:val="20"/>
+          <w:szCs w:val="20"/>
+        </w:rPr>
+      </w:pPr>
+      <w:r>
+        <w:rPr>
+          <w:rFonts w:ascii="Consolas" w:hAnsi="Consolas"/>
+          <w:color w:val="000000"/>
+          <w:sz w:val="20"/>
+          <w:szCs w:val="20"/>
+        </w:rPr>
+        <w:tab/>
+      </w:r>
+      <w:r>
+        <w:rPr>
+          <w:rFonts w:ascii="Consolas" w:hAnsi="Consolas"/>
+          <w:color w:val="000000"/>
+          <w:sz w:val="20"/>
+          <w:szCs w:val="20"/>
+        </w:rPr>
+        <w:tab/>
+      </w:r>
+      <w:r>
+        <w:rPr>
+          <w:rFonts w:ascii="Consolas" w:hAnsi="Consolas"/>
+          <w:color w:val="6A3E3E"/>
+          <w:sz w:val="20"/>
+          <w:szCs w:val="20"/>
+          <w:u w:val="single"/>
+        </w:rPr>
+        <w:t>map</w:t>
+      </w:r>
+      <w:r>
+        <w:rPr>
+          <w:rFonts w:ascii="Consolas" w:hAnsi="Consolas"/>
+          <w:color w:val="000000"/>
+          <w:sz w:val="20"/>
+          <w:szCs w:val="20"/>
+          <w:u w:val="single"/>
+        </w:rPr>
+        <w:t>.put(4,</w:t>
+      </w:r>
+      <w:r>
+        <w:rPr>
+          <w:rFonts w:ascii="Consolas" w:hAnsi="Consolas"/>
+          <w:color w:val="2A00FF"/>
+          <w:sz w:val="20"/>
+          <w:szCs w:val="20"/>
+          <w:u w:val="single"/>
+        </w:rPr>
+        <w:t>"arradhya"</w:t>
+      </w:r>
+      <w:r>
+        <w:rPr>
+          <w:rFonts w:ascii="Consolas" w:hAnsi="Consolas"/>
+          <w:color w:val="000000"/>
+          <w:sz w:val="20"/>
+          <w:szCs w:val="20"/>
+          <w:u w:val="single"/>
+        </w:rPr>
+        <w:t>)</w:t>
+      </w:r>
+      <w:r>
+        <w:rPr>
+          <w:rFonts w:ascii="Consolas" w:hAnsi="Consolas"/>
+          <w:color w:val="000000"/>
+          <w:sz w:val="20"/>
+          <w:szCs w:val="20"/>
+        </w:rPr>
+        <w:t>;</w:t>
+      </w:r>
+    </w:p>
+    <w:p>
+      <w:pPr>
+        <w:pStyle w:val="NormalWeb"/>
+        <w:shd w:val="clear" w:color="auto" w:fill="FFFFFF"/>
+        <w:spacing w:before="0" w:beforeAutospacing="0" w:after="0" w:afterAutospacing="0"/>
+        <w:rPr>
+          <w:rFonts w:ascii="Consolas" w:hAnsi="Consolas"/>
+          <w:color w:val="000000"/>
+          <w:sz w:val="20"/>
+          <w:szCs w:val="20"/>
+        </w:rPr>
+      </w:pPr>
+      <w:r>
+        <w:rPr>
+          <w:rFonts w:ascii="Consolas" w:hAnsi="Consolas"/>
+          <w:color w:val="000000"/>
+          <w:sz w:val="20"/>
+          <w:szCs w:val="20"/>
+        </w:rPr>
+        <w:tab/>
+      </w:r>
+      <w:r>
+        <w:rPr>
+          <w:rFonts w:ascii="Consolas" w:hAnsi="Consolas"/>
+          <w:color w:val="000000"/>
+          <w:sz w:val="20"/>
+          <w:szCs w:val="20"/>
+        </w:rPr>
+        <w:tab/>
+      </w:r>
+      <w:r>
+        <w:rPr>
+          <w:rFonts w:ascii="Consolas" w:hAnsi="Consolas"/>
+          <w:color w:val="6A3E3E"/>
+          <w:sz w:val="20"/>
+          <w:szCs w:val="20"/>
+          <w:u w:val="single"/>
+        </w:rPr>
+        <w:t>map</w:t>
+      </w:r>
+      <w:r>
+        <w:rPr>
+          <w:rFonts w:ascii="Consolas" w:hAnsi="Consolas"/>
+          <w:color w:val="000000"/>
+          <w:sz w:val="20"/>
+          <w:szCs w:val="20"/>
+          <w:u w:val="single"/>
+        </w:rPr>
+        <w:t>.put(1,</w:t>
+      </w:r>
+      <w:r>
+        <w:rPr>
+          <w:rFonts w:ascii="Consolas" w:hAnsi="Consolas"/>
+          <w:color w:val="2A00FF"/>
+          <w:sz w:val="20"/>
+          <w:szCs w:val="20"/>
+          <w:u w:val="single"/>
+        </w:rPr>
+        <w:t>"mahendra"</w:t>
+      </w:r>
+      <w:r>
+        <w:rPr>
+          <w:rFonts w:ascii="Consolas" w:hAnsi="Consolas"/>
+          <w:color w:val="000000"/>
+          <w:sz w:val="20"/>
+          <w:szCs w:val="20"/>
+          <w:u w:val="single"/>
+        </w:rPr>
+        <w:t>)</w:t>
+      </w:r>
+      <w:r>
+        <w:rPr>
+          <w:rFonts w:ascii="Consolas" w:hAnsi="Consolas"/>
+          <w:color w:val="000000"/>
+          <w:sz w:val="20"/>
+          <w:szCs w:val="20"/>
+        </w:rPr>
+        <w:t>;</w:t>
+      </w:r>
+    </w:p>
+    <w:p>
+      <w:pPr>
+        <w:pStyle w:val="NormalWeb"/>
+        <w:shd w:val="clear" w:color="auto" w:fill="FFFFFF"/>
+        <w:spacing w:before="0" w:beforeAutospacing="0" w:after="0" w:afterAutospacing="0"/>
+        <w:rPr>
+          <w:rFonts w:ascii="Consolas" w:hAnsi="Consolas"/>
+          <w:color w:val="000000"/>
+          <w:sz w:val="20"/>
+          <w:szCs w:val="20"/>
+        </w:rPr>
+      </w:pPr>
+      <w:r>
+        <w:rPr>
+          <w:rFonts w:ascii="Consolas" w:hAnsi="Consolas"/>
+          <w:color w:val="000000"/>
+          <w:sz w:val="20"/>
+          <w:szCs w:val="20"/>
+        </w:rPr>
+        <w:tab/>
+      </w:r>
+      <w:r>
+        <w:rPr>
+          <w:rFonts w:ascii="Consolas" w:hAnsi="Consolas"/>
+          <w:color w:val="000000"/>
+          <w:sz w:val="20"/>
+          <w:szCs w:val="20"/>
+        </w:rPr>
+        <w:tab/>
+        <w:t>System.</w:t>
+      </w:r>
+      <w:r>
+        <w:rPr>
+          <w:rFonts w:ascii="Consolas" w:hAnsi="Consolas"/>
+          <w:b/>
+          <w:bCs/>
+          <w:i/>
+          <w:iCs/>
+          <w:color w:val="0000C0"/>
+          <w:sz w:val="20"/>
+          <w:szCs w:val="20"/>
+        </w:rPr>
+        <w:t>out</w:t>
+      </w:r>
+      <w:r>
+        <w:rPr>
+          <w:rFonts w:ascii="Consolas" w:hAnsi="Consolas"/>
+          <w:color w:val="000000"/>
+          <w:sz w:val="20"/>
+          <w:szCs w:val="20"/>
+        </w:rPr>
+        <w:t>.println(</w:t>
+      </w:r>
+      <w:r>
+        <w:rPr>
+          <w:rFonts w:ascii="Consolas" w:hAnsi="Consolas"/>
+          <w:color w:val="6A3E3E"/>
+          <w:sz w:val="20"/>
+          <w:szCs w:val="20"/>
+        </w:rPr>
+        <w:t>map</w:t>
+      </w:r>
+      <w:r>
+        <w:rPr>
+          <w:rFonts w:ascii="Consolas" w:hAnsi="Consolas"/>
+          <w:color w:val="000000"/>
+          <w:sz w:val="20"/>
+          <w:szCs w:val="20"/>
+        </w:rPr>
+        <w:t>);</w:t>
+      </w:r>
+    </w:p>
+    <w:p>
+      <w:pPr>
+        <w:pStyle w:val="NormalWeb"/>
+        <w:shd w:val="clear" w:color="auto" w:fill="FFFFFF"/>
+        <w:spacing w:before="0" w:beforeAutospacing="0" w:after="0" w:afterAutospacing="0"/>
+        <w:rPr>
+          <w:rFonts w:ascii="Consolas" w:hAnsi="Consolas"/>
+          <w:color w:val="000000"/>
+          <w:sz w:val="20"/>
+          <w:szCs w:val="20"/>
+        </w:rPr>
+      </w:pPr>
+      <w:r>
+        <w:rPr>
+          <w:rFonts w:ascii="Consolas" w:hAnsi="Consolas"/>
+          <w:color w:val="000000"/>
+          <w:sz w:val="20"/>
+          <w:szCs w:val="20"/>
+        </w:rPr>
+        <w:tab/>
+      </w:r>
+      <w:r>
+        <w:rPr>
+          <w:rFonts w:ascii="Consolas" w:hAnsi="Consolas"/>
+          <w:color w:val="000000"/>
+          <w:sz w:val="20"/>
+          <w:szCs w:val="20"/>
+        </w:rPr>
+        <w:tab/>
+      </w:r>
+    </w:p>
+    <w:p>
+      <w:pPr>
+        <w:pStyle w:val="NormalWeb"/>
+        <w:shd w:val="clear" w:color="auto" w:fill="FFFFFF"/>
+        <w:spacing w:before="0" w:beforeAutospacing="0" w:after="0" w:afterAutospacing="0"/>
+        <w:rPr>
+          <w:rFonts w:ascii="Consolas" w:hAnsi="Consolas"/>
+          <w:color w:val="000000"/>
+          <w:sz w:val="20"/>
+          <w:szCs w:val="20"/>
+        </w:rPr>
+      </w:pPr>
+      <w:r>
+        <w:rPr>
+          <w:rFonts w:ascii="Consolas" w:hAnsi="Consolas"/>
+          <w:color w:val="000000"/>
+          <w:sz w:val="20"/>
+          <w:szCs w:val="20"/>
+        </w:rPr>
+        <w:tab/>
+      </w:r>
+      <w:r>
+        <w:rPr>
+          <w:rFonts w:ascii="Consolas" w:hAnsi="Consolas"/>
+          <w:color w:val="3F7F5F"/>
+          <w:sz w:val="20"/>
+          <w:szCs w:val="20"/>
+        </w:rPr>
+        <w:t>//Fetching Keys</w:t>
+      </w:r>
+    </w:p>
+    <w:p>
+      <w:pPr>
+        <w:pStyle w:val="NormalWeb"/>
+        <w:shd w:val="clear" w:color="auto" w:fill="FFFFFF"/>
+        <w:spacing w:before="0" w:beforeAutospacing="0" w:after="0" w:afterAutospacing="0"/>
+        <w:rPr>
+          <w:rFonts w:ascii="Consolas" w:hAnsi="Consolas"/>
+          <w:color w:val="000000"/>
+          <w:sz w:val="20"/>
+          <w:szCs w:val="20"/>
+        </w:rPr>
+      </w:pPr>
+      <w:r>
+        <w:rPr>
+          <w:rFonts w:ascii="Consolas" w:hAnsi="Consolas"/>
+          <w:color w:val="000000"/>
+          <w:sz w:val="20"/>
+          <w:szCs w:val="20"/>
+        </w:rPr>
+        <w:tab/>
+      </w:r>
+      <w:r>
+        <w:rPr>
+          <w:rFonts w:ascii="Consolas" w:hAnsi="Consolas"/>
+          <w:color w:val="000000"/>
+          <w:sz w:val="20"/>
+          <w:szCs w:val="20"/>
+        </w:rPr>
+        <w:tab/>
+      </w:r>
+      <w:r>
+        <w:rPr>
+          <w:rFonts w:ascii="Consolas" w:hAnsi="Consolas"/>
+          <w:color w:val="000000"/>
+          <w:sz w:val="20"/>
+          <w:szCs w:val="20"/>
+          <w:u w:val="single"/>
+        </w:rPr>
+        <w:t>Set</w:t>
+      </w:r>
+      <w:r>
+        <w:rPr>
+          <w:rFonts w:ascii="Consolas" w:hAnsi="Consolas"/>
+          <w:color w:val="000000"/>
+          <w:sz w:val="20"/>
+          <w:szCs w:val="20"/>
+        </w:rPr>
+        <w:t xml:space="preserve"> </w:t>
+      </w:r>
+      <w:r>
+        <w:rPr>
+          <w:rFonts w:ascii="Consolas" w:hAnsi="Consolas"/>
+          <w:color w:val="6A3E3E"/>
+          <w:sz w:val="20"/>
+          <w:szCs w:val="20"/>
+        </w:rPr>
+        <w:t>key1</w:t>
+      </w:r>
+      <w:r>
+        <w:rPr>
+          <w:rFonts w:ascii="Consolas" w:hAnsi="Consolas"/>
+          <w:color w:val="000000"/>
+          <w:sz w:val="20"/>
+          <w:szCs w:val="20"/>
+        </w:rPr>
+        <w:t>=</w:t>
+      </w:r>
+      <w:r>
+        <w:rPr>
+          <w:rFonts w:ascii="Consolas" w:hAnsi="Consolas"/>
+          <w:color w:val="6A3E3E"/>
+          <w:sz w:val="20"/>
+          <w:szCs w:val="20"/>
+        </w:rPr>
+        <w:t>map</w:t>
+      </w:r>
+      <w:r>
+        <w:rPr>
+          <w:rFonts w:ascii="Consolas" w:hAnsi="Consolas"/>
+          <w:color w:val="000000"/>
+          <w:sz w:val="20"/>
+          <w:szCs w:val="20"/>
+        </w:rPr>
+        <w:t>.keySet();</w:t>
+      </w:r>
+    </w:p>
+    <w:p>
+      <w:pPr>
+        <w:pStyle w:val="NormalWeb"/>
+        <w:shd w:val="clear" w:color="auto" w:fill="FFFFFF"/>
+        <w:spacing w:before="0" w:beforeAutospacing="0" w:after="0" w:afterAutospacing="0"/>
+        <w:rPr>
+          <w:rFonts w:ascii="Consolas" w:hAnsi="Consolas"/>
+          <w:color w:val="000000"/>
+          <w:sz w:val="20"/>
+          <w:szCs w:val="20"/>
+        </w:rPr>
+      </w:pPr>
+      <w:r>
+        <w:rPr>
+          <w:rFonts w:ascii="Consolas" w:hAnsi="Consolas"/>
+          <w:color w:val="000000"/>
+          <w:sz w:val="20"/>
+          <w:szCs w:val="20"/>
+        </w:rPr>
+        <w:tab/>
+      </w:r>
+      <w:r>
+        <w:rPr>
+          <w:rFonts w:ascii="Consolas" w:hAnsi="Consolas"/>
+          <w:color w:val="000000"/>
+          <w:sz w:val="20"/>
+          <w:szCs w:val="20"/>
+        </w:rPr>
+        <w:tab/>
+      </w:r>
+      <w:r>
+        <w:rPr>
+          <w:rFonts w:ascii="Consolas" w:hAnsi="Consolas"/>
+          <w:color w:val="3F7F5F"/>
+          <w:sz w:val="20"/>
+          <w:szCs w:val="20"/>
+        </w:rPr>
+        <w:t>//System.out.println(itr1);</w:t>
+      </w:r>
+    </w:p>
+    <w:p>
+      <w:pPr>
+        <w:pStyle w:val="NormalWeb"/>
+        <w:shd w:val="clear" w:color="auto" w:fill="FFFFFF"/>
+        <w:spacing w:before="0" w:beforeAutospacing="0" w:after="0" w:afterAutospacing="0"/>
+        <w:rPr>
+          <w:rFonts w:ascii="Consolas" w:hAnsi="Consolas"/>
+          <w:color w:val="000000"/>
+          <w:sz w:val="20"/>
+          <w:szCs w:val="20"/>
+        </w:rPr>
+      </w:pPr>
+      <w:r>
+        <w:rPr>
+          <w:rFonts w:ascii="Consolas" w:hAnsi="Consolas"/>
+          <w:color w:val="000000"/>
+          <w:sz w:val="20"/>
+          <w:szCs w:val="20"/>
+        </w:rPr>
+        <w:tab/>
+      </w:r>
+      <w:r>
+        <w:rPr>
+          <w:rFonts w:ascii="Consolas" w:hAnsi="Consolas"/>
+          <w:color w:val="000000"/>
+          <w:sz w:val="20"/>
+          <w:szCs w:val="20"/>
+        </w:rPr>
+        <w:tab/>
+      </w:r>
+      <w:r>
+        <w:rPr>
+          <w:rFonts w:ascii="Consolas" w:hAnsi="Consolas"/>
+          <w:color w:val="000000"/>
+          <w:sz w:val="20"/>
+          <w:szCs w:val="20"/>
+          <w:u w:val="single"/>
+        </w:rPr>
+        <w:t>Iterator</w:t>
+      </w:r>
+      <w:r>
+        <w:rPr>
+          <w:rFonts w:ascii="Consolas" w:hAnsi="Consolas"/>
+          <w:color w:val="000000"/>
+          <w:sz w:val="20"/>
+          <w:szCs w:val="20"/>
+        </w:rPr>
+        <w:t xml:space="preserve"> </w:t>
+      </w:r>
+      <w:r>
+        <w:rPr>
+          <w:rFonts w:ascii="Consolas" w:hAnsi="Consolas"/>
+          <w:color w:val="6A3E3E"/>
+          <w:sz w:val="20"/>
+          <w:szCs w:val="20"/>
+        </w:rPr>
+        <w:t>itr1</w:t>
+      </w:r>
+      <w:r>
+        <w:rPr>
+          <w:rFonts w:ascii="Consolas" w:hAnsi="Consolas"/>
+          <w:color w:val="000000"/>
+          <w:sz w:val="20"/>
+          <w:szCs w:val="20"/>
+        </w:rPr>
+        <w:t>=</w:t>
+      </w:r>
+      <w:r>
+        <w:rPr>
+          <w:rFonts w:ascii="Consolas" w:hAnsi="Consolas"/>
+          <w:color w:val="6A3E3E"/>
+          <w:sz w:val="20"/>
+          <w:szCs w:val="20"/>
+        </w:rPr>
+        <w:t>key1</w:t>
+      </w:r>
+      <w:r>
+        <w:rPr>
+          <w:rFonts w:ascii="Consolas" w:hAnsi="Consolas"/>
+          <w:color w:val="000000"/>
+          <w:sz w:val="20"/>
+          <w:szCs w:val="20"/>
+        </w:rPr>
+        <w:t>.iterator();</w:t>
+      </w:r>
+    </w:p>
+    <w:p>
+      <w:pPr>
+        <w:pStyle w:val="NormalWeb"/>
+        <w:shd w:val="clear" w:color="auto" w:fill="FFFFFF"/>
+        <w:spacing w:before="0" w:beforeAutospacing="0" w:after="0" w:afterAutospacing="0"/>
+        <w:rPr>
+          <w:rFonts w:ascii="Consolas" w:hAnsi="Consolas"/>
+          <w:color w:val="000000"/>
+          <w:sz w:val="20"/>
+          <w:szCs w:val="20"/>
+        </w:rPr>
+      </w:pPr>
+      <w:r>
+        <w:rPr>
+          <w:rFonts w:ascii="Consolas" w:hAnsi="Consolas"/>
+          <w:color w:val="000000"/>
+          <w:sz w:val="20"/>
+          <w:szCs w:val="20"/>
+        </w:rPr>
+        <w:tab/>
+      </w:r>
+      <w:r>
+        <w:rPr>
+          <w:rFonts w:ascii="Consolas" w:hAnsi="Consolas"/>
+          <w:color w:val="000000"/>
+          <w:sz w:val="20"/>
+          <w:szCs w:val="20"/>
+        </w:rPr>
+        <w:tab/>
+      </w:r>
+      <w:r>
+        <w:rPr>
+          <w:rFonts w:ascii="Consolas" w:hAnsi="Consolas"/>
+          <w:b/>
+          <w:bCs/>
+          <w:color w:val="7F0055"/>
+          <w:sz w:val="20"/>
+          <w:szCs w:val="20"/>
+        </w:rPr>
+        <w:t>while</w:t>
+      </w:r>
+      <w:r>
+        <w:rPr>
+          <w:rFonts w:ascii="Consolas" w:hAnsi="Consolas"/>
+          <w:color w:val="000000"/>
+          <w:sz w:val="20"/>
+          <w:szCs w:val="20"/>
+        </w:rPr>
+        <w:t>(</w:t>
+      </w:r>
+      <w:r>
+        <w:rPr>
+          <w:rFonts w:ascii="Consolas" w:hAnsi="Consolas"/>
+          <w:color w:val="6A3E3E"/>
+          <w:sz w:val="20"/>
+          <w:szCs w:val="20"/>
+        </w:rPr>
+        <w:t>itr1</w:t>
+      </w:r>
+      <w:r>
+        <w:rPr>
+          <w:rFonts w:ascii="Consolas" w:hAnsi="Consolas"/>
+          <w:color w:val="000000"/>
+          <w:sz w:val="20"/>
+          <w:szCs w:val="20"/>
+        </w:rPr>
+        <w:t>.hasNext())</w:t>
+      </w:r>
+    </w:p>
+    <w:p>
+      <w:pPr>
+        <w:pStyle w:val="NormalWeb"/>
+        <w:shd w:val="clear" w:color="auto" w:fill="FFFFFF"/>
+        <w:spacing w:before="0" w:beforeAutospacing="0" w:after="0" w:afterAutospacing="0"/>
+        <w:rPr>
+          <w:rFonts w:ascii="Consolas" w:hAnsi="Consolas"/>
+          <w:color w:val="000000"/>
+          <w:sz w:val="20"/>
+          <w:szCs w:val="20"/>
+        </w:rPr>
+      </w:pPr>
+      <w:r>
+        <w:rPr>
+          <w:rFonts w:ascii="Consolas" w:hAnsi="Consolas"/>
+          <w:color w:val="000000"/>
+          <w:sz w:val="20"/>
+          <w:szCs w:val="20"/>
+        </w:rPr>
+        <w:tab/>
+      </w:r>
+      <w:r>
+        <w:rPr>
+          <w:rFonts w:ascii="Consolas" w:hAnsi="Consolas"/>
+          <w:color w:val="000000"/>
+          <w:sz w:val="20"/>
+          <w:szCs w:val="20"/>
+        </w:rPr>
+        <w:tab/>
+        <w:t>{</w:t>
+      </w:r>
+    </w:p>
+    <w:p>
+      <w:pPr>
+        <w:pStyle w:val="NormalWeb"/>
+        <w:shd w:val="clear" w:color="auto" w:fill="FFFFFF"/>
+        <w:spacing w:before="0" w:beforeAutospacing="0" w:after="0" w:afterAutospacing="0"/>
+        <w:rPr>
+          <w:rFonts w:ascii="Consolas" w:hAnsi="Consolas"/>
+          <w:color w:val="000000"/>
+          <w:sz w:val="20"/>
+          <w:szCs w:val="20"/>
+        </w:rPr>
+      </w:pPr>
+      <w:r>
+        <w:rPr>
+          <w:rFonts w:ascii="Consolas" w:hAnsi="Consolas"/>
+          <w:color w:val="000000"/>
+          <w:sz w:val="20"/>
+          <w:szCs w:val="20"/>
+        </w:rPr>
+        <w:tab/>
+      </w:r>
+      <w:r>
+        <w:rPr>
+          <w:rFonts w:ascii="Consolas" w:hAnsi="Consolas"/>
+          <w:color w:val="000000"/>
+          <w:sz w:val="20"/>
+          <w:szCs w:val="20"/>
+        </w:rPr>
+        <w:tab/>
+      </w:r>
+      <w:r>
+        <w:rPr>
+          <w:rFonts w:ascii="Consolas" w:hAnsi="Consolas"/>
+          <w:color w:val="000000"/>
+          <w:sz w:val="20"/>
+          <w:szCs w:val="20"/>
+        </w:rPr>
+        <w:tab/>
+        <w:t>System.</w:t>
+      </w:r>
+      <w:r>
+        <w:rPr>
+          <w:rFonts w:ascii="Consolas" w:hAnsi="Consolas"/>
+          <w:b/>
+          <w:bCs/>
+          <w:i/>
+          <w:iCs/>
+          <w:color w:val="0000C0"/>
+          <w:sz w:val="20"/>
+          <w:szCs w:val="20"/>
+        </w:rPr>
+        <w:t>out</w:t>
+      </w:r>
+      <w:r>
+        <w:rPr>
+          <w:rFonts w:ascii="Consolas" w:hAnsi="Consolas"/>
+          <w:color w:val="000000"/>
+          <w:sz w:val="20"/>
+          <w:szCs w:val="20"/>
+        </w:rPr>
+        <w:t>.println(</w:t>
+      </w:r>
+      <w:r>
+        <w:rPr>
+          <w:rFonts w:ascii="Consolas" w:hAnsi="Consolas"/>
+          <w:color w:val="6A3E3E"/>
+          <w:sz w:val="20"/>
+          <w:szCs w:val="20"/>
+        </w:rPr>
+        <w:t>itr1</w:t>
+      </w:r>
+      <w:r>
+        <w:rPr>
+          <w:rFonts w:ascii="Consolas" w:hAnsi="Consolas"/>
+          <w:color w:val="000000"/>
+          <w:sz w:val="20"/>
+          <w:szCs w:val="20"/>
+        </w:rPr>
+        <w:t>.next());</w:t>
+      </w:r>
+    </w:p>
+    <w:p>
+      <w:pPr>
+        <w:pStyle w:val="NormalWeb"/>
+        <w:shd w:val="clear" w:color="auto" w:fill="FFFFFF"/>
+        <w:spacing w:before="0" w:beforeAutospacing="0" w:after="0" w:afterAutospacing="0"/>
+        <w:rPr>
+          <w:rFonts w:ascii="Consolas" w:hAnsi="Consolas"/>
+          <w:color w:val="000000"/>
+          <w:sz w:val="20"/>
+          <w:szCs w:val="20"/>
+        </w:rPr>
+      </w:pPr>
+      <w:r>
+        <w:rPr>
+          <w:rFonts w:ascii="Consolas" w:hAnsi="Consolas"/>
+          <w:color w:val="000000"/>
+          <w:sz w:val="20"/>
+          <w:szCs w:val="20"/>
+        </w:rPr>
+        <w:tab/>
+      </w:r>
+      <w:r>
+        <w:rPr>
+          <w:rFonts w:ascii="Consolas" w:hAnsi="Consolas"/>
+          <w:color w:val="000000"/>
+          <w:sz w:val="20"/>
+          <w:szCs w:val="20"/>
+        </w:rPr>
+        <w:tab/>
+        <w:t>}</w:t>
+      </w:r>
+    </w:p>
+    <w:p>
+      <w:pPr>
+        <w:pStyle w:val="NormalWeb"/>
+        <w:shd w:val="clear" w:color="auto" w:fill="FFFFFF"/>
+        <w:spacing w:before="0" w:beforeAutospacing="0" w:after="0" w:afterAutospacing="0"/>
+        <w:rPr>
+          <w:rFonts w:ascii="Consolas" w:hAnsi="Consolas"/>
+          <w:color w:val="000000"/>
+          <w:sz w:val="20"/>
+          <w:szCs w:val="20"/>
+        </w:rPr>
+      </w:pPr>
+      <w:r>
+        <w:rPr>
+          <w:rFonts w:ascii="Consolas" w:hAnsi="Consolas"/>
+          <w:color w:val="000000"/>
+          <w:sz w:val="20"/>
+          <w:szCs w:val="20"/>
+        </w:rPr>
+        <w:lastRenderedPageBreak/>
+        <w:tab/>
+      </w:r>
+      <w:r>
+        <w:rPr>
+          <w:rFonts w:ascii="Consolas" w:hAnsi="Consolas"/>
+          <w:color w:val="000000"/>
+          <w:sz w:val="20"/>
+          <w:szCs w:val="20"/>
+        </w:rPr>
+        <w:tab/>
+      </w:r>
+    </w:p>
+    <w:p>
+      <w:pPr>
+        <w:pStyle w:val="NormalWeb"/>
+        <w:shd w:val="clear" w:color="auto" w:fill="FFFFFF"/>
+        <w:spacing w:before="0" w:beforeAutospacing="0" w:after="0" w:afterAutospacing="0"/>
+        <w:rPr>
+          <w:rFonts w:ascii="Consolas" w:hAnsi="Consolas"/>
+          <w:color w:val="000000"/>
+          <w:sz w:val="20"/>
+          <w:szCs w:val="20"/>
+        </w:rPr>
+      </w:pPr>
+      <w:r>
+        <w:rPr>
+          <w:rFonts w:ascii="Consolas" w:hAnsi="Consolas"/>
+          <w:color w:val="000000"/>
+          <w:sz w:val="20"/>
+          <w:szCs w:val="20"/>
+        </w:rPr>
+        <w:tab/>
+      </w:r>
+      <w:r>
+        <w:rPr>
+          <w:rFonts w:ascii="Consolas" w:hAnsi="Consolas"/>
+          <w:color w:val="000000"/>
+          <w:sz w:val="20"/>
+          <w:szCs w:val="20"/>
+        </w:rPr>
+        <w:tab/>
+      </w:r>
+      <w:r>
+        <w:rPr>
+          <w:rFonts w:ascii="Consolas" w:hAnsi="Consolas"/>
+          <w:color w:val="3F7F5F"/>
+          <w:sz w:val="20"/>
+          <w:szCs w:val="20"/>
+        </w:rPr>
+        <w:t>//Fetching Values</w:t>
+      </w:r>
+    </w:p>
+    <w:p>
+      <w:pPr>
+        <w:pStyle w:val="NormalWeb"/>
+        <w:shd w:val="clear" w:color="auto" w:fill="FFFFFF"/>
+        <w:spacing w:before="0" w:beforeAutospacing="0" w:after="0" w:afterAutospacing="0"/>
+        <w:rPr>
+          <w:rFonts w:ascii="Consolas" w:hAnsi="Consolas"/>
+          <w:color w:val="000000"/>
+          <w:sz w:val="20"/>
+          <w:szCs w:val="20"/>
+        </w:rPr>
+      </w:pPr>
+      <w:r>
+        <w:rPr>
+          <w:rFonts w:ascii="Consolas" w:hAnsi="Consolas"/>
+          <w:color w:val="000000"/>
+          <w:sz w:val="20"/>
+          <w:szCs w:val="20"/>
+        </w:rPr>
+        <w:tab/>
+      </w:r>
+      <w:r>
+        <w:rPr>
+          <w:rFonts w:ascii="Consolas" w:hAnsi="Consolas"/>
+          <w:color w:val="000000"/>
+          <w:sz w:val="20"/>
+          <w:szCs w:val="20"/>
+        </w:rPr>
+        <w:tab/>
+      </w:r>
+      <w:r>
+        <w:rPr>
+          <w:rFonts w:ascii="Consolas" w:hAnsi="Consolas"/>
+          <w:color w:val="000000"/>
+          <w:sz w:val="20"/>
+          <w:szCs w:val="20"/>
+          <w:u w:val="single"/>
+        </w:rPr>
+        <w:t>Collection</w:t>
+      </w:r>
+      <w:r>
+        <w:rPr>
+          <w:rFonts w:ascii="Consolas" w:hAnsi="Consolas"/>
+          <w:color w:val="000000"/>
+          <w:sz w:val="20"/>
+          <w:szCs w:val="20"/>
+        </w:rPr>
+        <w:t xml:space="preserve"> </w:t>
+      </w:r>
+      <w:r>
+        <w:rPr>
+          <w:rFonts w:ascii="Consolas" w:hAnsi="Consolas"/>
+          <w:color w:val="6A3E3E"/>
+          <w:sz w:val="20"/>
+          <w:szCs w:val="20"/>
+        </w:rPr>
+        <w:t>value1</w:t>
+      </w:r>
+      <w:r>
+        <w:rPr>
+          <w:rFonts w:ascii="Consolas" w:hAnsi="Consolas"/>
+          <w:color w:val="000000"/>
+          <w:sz w:val="20"/>
+          <w:szCs w:val="20"/>
+        </w:rPr>
+        <w:t>=</w:t>
+      </w:r>
+      <w:r>
+        <w:rPr>
+          <w:rFonts w:ascii="Consolas" w:hAnsi="Consolas"/>
+          <w:color w:val="6A3E3E"/>
+          <w:sz w:val="20"/>
+          <w:szCs w:val="20"/>
+        </w:rPr>
+        <w:t>map</w:t>
+      </w:r>
+      <w:r>
+        <w:rPr>
+          <w:rFonts w:ascii="Consolas" w:hAnsi="Consolas"/>
+          <w:color w:val="000000"/>
+          <w:sz w:val="20"/>
+          <w:szCs w:val="20"/>
+        </w:rPr>
+        <w:t>.values();</w:t>
+      </w:r>
+    </w:p>
+    <w:p>
+      <w:pPr>
+        <w:pStyle w:val="NormalWeb"/>
+        <w:shd w:val="clear" w:color="auto" w:fill="FFFFFF"/>
+        <w:spacing w:before="0" w:beforeAutospacing="0" w:after="0" w:afterAutospacing="0"/>
+        <w:rPr>
+          <w:rFonts w:ascii="Consolas" w:hAnsi="Consolas"/>
+          <w:color w:val="000000"/>
+          <w:sz w:val="20"/>
+          <w:szCs w:val="20"/>
+        </w:rPr>
+      </w:pPr>
+      <w:r>
+        <w:rPr>
+          <w:rFonts w:ascii="Consolas" w:hAnsi="Consolas"/>
+          <w:color w:val="000000"/>
+          <w:sz w:val="20"/>
+          <w:szCs w:val="20"/>
+        </w:rPr>
+        <w:tab/>
+      </w:r>
+      <w:r>
+        <w:rPr>
+          <w:rFonts w:ascii="Consolas" w:hAnsi="Consolas"/>
+          <w:color w:val="000000"/>
+          <w:sz w:val="20"/>
+          <w:szCs w:val="20"/>
+        </w:rPr>
+        <w:tab/>
+      </w:r>
+      <w:r>
+        <w:rPr>
+          <w:rFonts w:ascii="Consolas" w:hAnsi="Consolas"/>
+          <w:color w:val="000000"/>
+          <w:sz w:val="20"/>
+          <w:szCs w:val="20"/>
+          <w:u w:val="single"/>
+        </w:rPr>
+        <w:t>Iterator</w:t>
+      </w:r>
+      <w:r>
+        <w:rPr>
+          <w:rFonts w:ascii="Consolas" w:hAnsi="Consolas"/>
+          <w:color w:val="000000"/>
+          <w:sz w:val="20"/>
+          <w:szCs w:val="20"/>
+        </w:rPr>
+        <w:t xml:space="preserve"> </w:t>
+      </w:r>
+      <w:r>
+        <w:rPr>
+          <w:rFonts w:ascii="Consolas" w:hAnsi="Consolas"/>
+          <w:color w:val="6A3E3E"/>
+          <w:sz w:val="20"/>
+          <w:szCs w:val="20"/>
+        </w:rPr>
+        <w:t>itr2</w:t>
+      </w:r>
+      <w:r>
+        <w:rPr>
+          <w:rFonts w:ascii="Consolas" w:hAnsi="Consolas"/>
+          <w:color w:val="000000"/>
+          <w:sz w:val="20"/>
+          <w:szCs w:val="20"/>
+        </w:rPr>
+        <w:t>=</w:t>
+      </w:r>
+      <w:r>
+        <w:rPr>
+          <w:rFonts w:ascii="Consolas" w:hAnsi="Consolas"/>
+          <w:color w:val="6A3E3E"/>
+          <w:sz w:val="20"/>
+          <w:szCs w:val="20"/>
+        </w:rPr>
+        <w:t>value1</w:t>
+      </w:r>
+      <w:r>
+        <w:rPr>
+          <w:rFonts w:ascii="Consolas" w:hAnsi="Consolas"/>
+          <w:color w:val="000000"/>
+          <w:sz w:val="20"/>
+          <w:szCs w:val="20"/>
+        </w:rPr>
+        <w:t>.iterator();</w:t>
+      </w:r>
+    </w:p>
+    <w:p>
+      <w:pPr>
+        <w:pStyle w:val="NormalWeb"/>
+        <w:shd w:val="clear" w:color="auto" w:fill="FFFFFF"/>
+        <w:spacing w:before="0" w:beforeAutospacing="0" w:after="0" w:afterAutospacing="0"/>
+        <w:rPr>
+          <w:rFonts w:ascii="Consolas" w:hAnsi="Consolas"/>
+          <w:color w:val="000000"/>
+          <w:sz w:val="20"/>
+          <w:szCs w:val="20"/>
+        </w:rPr>
+      </w:pPr>
+      <w:r>
+        <w:rPr>
+          <w:rFonts w:ascii="Consolas" w:hAnsi="Consolas"/>
+          <w:color w:val="000000"/>
+          <w:sz w:val="20"/>
+          <w:szCs w:val="20"/>
+        </w:rPr>
+        <w:tab/>
+      </w:r>
+      <w:r>
+        <w:rPr>
+          <w:rFonts w:ascii="Consolas" w:hAnsi="Consolas"/>
+          <w:color w:val="000000"/>
+          <w:sz w:val="20"/>
+          <w:szCs w:val="20"/>
+        </w:rPr>
+        <w:tab/>
+      </w:r>
+      <w:r>
+        <w:rPr>
+          <w:rFonts w:ascii="Consolas" w:hAnsi="Consolas"/>
+          <w:b/>
+          <w:bCs/>
+          <w:color w:val="7F0055"/>
+          <w:sz w:val="20"/>
+          <w:szCs w:val="20"/>
+        </w:rPr>
+        <w:t>while</w:t>
+      </w:r>
+      <w:r>
+        <w:rPr>
+          <w:rFonts w:ascii="Consolas" w:hAnsi="Consolas"/>
+          <w:color w:val="000000"/>
+          <w:sz w:val="20"/>
+          <w:szCs w:val="20"/>
+        </w:rPr>
+        <w:t>(</w:t>
+      </w:r>
+      <w:r>
+        <w:rPr>
+          <w:rFonts w:ascii="Consolas" w:hAnsi="Consolas"/>
+          <w:color w:val="6A3E3E"/>
+          <w:sz w:val="20"/>
+          <w:szCs w:val="20"/>
+        </w:rPr>
+        <w:t>itr2</w:t>
+      </w:r>
+      <w:r>
+        <w:rPr>
+          <w:rFonts w:ascii="Consolas" w:hAnsi="Consolas"/>
+          <w:color w:val="000000"/>
+          <w:sz w:val="20"/>
+          <w:szCs w:val="20"/>
+        </w:rPr>
+        <w:t>.hasNext())</w:t>
+      </w:r>
+    </w:p>
+    <w:p>
+      <w:pPr>
+        <w:pStyle w:val="NormalWeb"/>
+        <w:shd w:val="clear" w:color="auto" w:fill="FFFFFF"/>
+        <w:spacing w:before="0" w:beforeAutospacing="0" w:after="0" w:afterAutospacing="0"/>
+        <w:rPr>
+          <w:rFonts w:ascii="Consolas" w:hAnsi="Consolas"/>
+          <w:color w:val="000000"/>
+          <w:sz w:val="20"/>
+          <w:szCs w:val="20"/>
+        </w:rPr>
+      </w:pPr>
+      <w:r>
+        <w:rPr>
+          <w:rFonts w:ascii="Consolas" w:hAnsi="Consolas"/>
+          <w:color w:val="000000"/>
+          <w:sz w:val="20"/>
+          <w:szCs w:val="20"/>
+        </w:rPr>
+        <w:tab/>
+      </w:r>
+      <w:r>
+        <w:rPr>
+          <w:rFonts w:ascii="Consolas" w:hAnsi="Consolas"/>
+          <w:color w:val="000000"/>
+          <w:sz w:val="20"/>
+          <w:szCs w:val="20"/>
+        </w:rPr>
+        <w:tab/>
+        <w:t>{</w:t>
+      </w:r>
+    </w:p>
+    <w:p>
+      <w:pPr>
+        <w:pStyle w:val="NormalWeb"/>
+        <w:shd w:val="clear" w:color="auto" w:fill="FFFFFF"/>
+        <w:spacing w:before="0" w:beforeAutospacing="0" w:after="0" w:afterAutospacing="0"/>
+        <w:rPr>
+          <w:rFonts w:ascii="Consolas" w:hAnsi="Consolas"/>
+          <w:color w:val="000000"/>
+          <w:sz w:val="20"/>
+          <w:szCs w:val="20"/>
+        </w:rPr>
+      </w:pPr>
+      <w:r>
+        <w:rPr>
+          <w:rFonts w:ascii="Consolas" w:hAnsi="Consolas"/>
+          <w:color w:val="000000"/>
+          <w:sz w:val="20"/>
+          <w:szCs w:val="20"/>
+        </w:rPr>
+        <w:tab/>
+      </w:r>
+      <w:r>
+        <w:rPr>
+          <w:rFonts w:ascii="Consolas" w:hAnsi="Consolas"/>
+          <w:color w:val="000000"/>
+          <w:sz w:val="20"/>
+          <w:szCs w:val="20"/>
+        </w:rPr>
+        <w:tab/>
+      </w:r>
+      <w:r>
+        <w:rPr>
+          <w:rFonts w:ascii="Consolas" w:hAnsi="Consolas"/>
+          <w:color w:val="000000"/>
+          <w:sz w:val="20"/>
+          <w:szCs w:val="20"/>
+        </w:rPr>
+        <w:tab/>
+        <w:t>System.</w:t>
+      </w:r>
+      <w:r>
+        <w:rPr>
+          <w:rFonts w:ascii="Consolas" w:hAnsi="Consolas"/>
+          <w:b/>
+          <w:bCs/>
+          <w:i/>
+          <w:iCs/>
+          <w:color w:val="0000C0"/>
+          <w:sz w:val="20"/>
+          <w:szCs w:val="20"/>
+        </w:rPr>
+        <w:t>out</w:t>
+      </w:r>
+      <w:r>
+        <w:rPr>
+          <w:rFonts w:ascii="Consolas" w:hAnsi="Consolas"/>
+          <w:color w:val="000000"/>
+          <w:sz w:val="20"/>
+          <w:szCs w:val="20"/>
+        </w:rPr>
+        <w:t>.println(</w:t>
+      </w:r>
+      <w:r>
+        <w:rPr>
+          <w:rFonts w:ascii="Consolas" w:hAnsi="Consolas"/>
+          <w:color w:val="6A3E3E"/>
+          <w:sz w:val="20"/>
+          <w:szCs w:val="20"/>
+        </w:rPr>
+        <w:t>itr2</w:t>
+      </w:r>
+      <w:r>
+        <w:rPr>
+          <w:rFonts w:ascii="Consolas" w:hAnsi="Consolas"/>
+          <w:color w:val="000000"/>
+          <w:sz w:val="20"/>
+          <w:szCs w:val="20"/>
+        </w:rPr>
+        <w:t>.next());</w:t>
+      </w:r>
+    </w:p>
+    <w:p>
+      <w:pPr>
+        <w:pStyle w:val="NormalWeb"/>
+        <w:shd w:val="clear" w:color="auto" w:fill="FFFFFF"/>
+        <w:spacing w:before="0" w:beforeAutospacing="0" w:after="0" w:afterAutospacing="0"/>
+        <w:rPr>
+          <w:rFonts w:ascii="Consolas" w:hAnsi="Consolas"/>
+          <w:color w:val="000000"/>
+          <w:sz w:val="20"/>
+          <w:szCs w:val="20"/>
+        </w:rPr>
+      </w:pPr>
+      <w:r>
+        <w:rPr>
+          <w:rFonts w:ascii="Consolas" w:hAnsi="Consolas"/>
+          <w:color w:val="000000"/>
+          <w:sz w:val="20"/>
+          <w:szCs w:val="20"/>
+        </w:rPr>
+        <w:tab/>
+      </w:r>
+      <w:r>
+        <w:rPr>
+          <w:rFonts w:ascii="Consolas" w:hAnsi="Consolas"/>
+          <w:color w:val="000000"/>
+          <w:sz w:val="20"/>
+          <w:szCs w:val="20"/>
+        </w:rPr>
+        <w:tab/>
+        <w:t>}</w:t>
+      </w:r>
+    </w:p>
+    <w:p>
+      <w:pPr>
+        <w:pStyle w:val="NormalWeb"/>
+        <w:shd w:val="clear" w:color="auto" w:fill="FFFFFF"/>
+        <w:spacing w:before="0" w:beforeAutospacing="0" w:after="0" w:afterAutospacing="0"/>
+        <w:rPr>
+          <w:rFonts w:ascii="Consolas" w:hAnsi="Consolas"/>
+          <w:color w:val="000000"/>
+          <w:sz w:val="20"/>
+          <w:szCs w:val="20"/>
+        </w:rPr>
+      </w:pPr>
+      <w:r>
+        <w:rPr>
+          <w:rFonts w:ascii="Consolas" w:hAnsi="Consolas"/>
+          <w:color w:val="000000"/>
+          <w:sz w:val="20"/>
+          <w:szCs w:val="20"/>
+        </w:rPr>
+        <w:tab/>
+      </w:r>
+      <w:r>
+        <w:rPr>
+          <w:rFonts w:ascii="Consolas" w:hAnsi="Consolas"/>
+          <w:color w:val="000000"/>
+          <w:sz w:val="20"/>
+          <w:szCs w:val="20"/>
+        </w:rPr>
+        <w:tab/>
+      </w:r>
+    </w:p>
+    <w:p>
+      <w:pPr>
+        <w:pStyle w:val="NormalWeb"/>
+        <w:shd w:val="clear" w:color="auto" w:fill="FFFFFF"/>
+        <w:spacing w:before="0" w:beforeAutospacing="0" w:after="0" w:afterAutospacing="0"/>
+        <w:rPr>
+          <w:rFonts w:ascii="Consolas" w:hAnsi="Consolas"/>
+          <w:color w:val="000000"/>
+          <w:sz w:val="20"/>
+          <w:szCs w:val="20"/>
+        </w:rPr>
+      </w:pPr>
+      <w:r>
+        <w:rPr>
+          <w:rFonts w:ascii="Consolas" w:hAnsi="Consolas"/>
+          <w:color w:val="000000"/>
+          <w:sz w:val="20"/>
+          <w:szCs w:val="20"/>
+        </w:rPr>
+        <w:tab/>
+      </w:r>
+      <w:r>
+        <w:rPr>
+          <w:rFonts w:ascii="Consolas" w:hAnsi="Consolas"/>
+          <w:color w:val="000000"/>
+          <w:sz w:val="20"/>
+          <w:szCs w:val="20"/>
+        </w:rPr>
+        <w:tab/>
+      </w:r>
+      <w:r>
+        <w:rPr>
+          <w:rFonts w:ascii="Consolas" w:hAnsi="Consolas"/>
+          <w:color w:val="3F7F5F"/>
+          <w:sz w:val="20"/>
+          <w:szCs w:val="20"/>
+        </w:rPr>
+        <w:t>//Fetching key and Values</w:t>
+      </w:r>
+    </w:p>
+    <w:p>
+      <w:pPr>
+        <w:pStyle w:val="NormalWeb"/>
+        <w:shd w:val="clear" w:color="auto" w:fill="FFFFFF"/>
+        <w:spacing w:before="0" w:beforeAutospacing="0" w:after="0" w:afterAutospacing="0"/>
+        <w:rPr>
+          <w:rFonts w:ascii="Consolas" w:hAnsi="Consolas"/>
+          <w:color w:val="000000"/>
+          <w:sz w:val="20"/>
+          <w:szCs w:val="20"/>
+        </w:rPr>
+      </w:pPr>
+      <w:r>
+        <w:rPr>
+          <w:rFonts w:ascii="Consolas" w:hAnsi="Consolas"/>
+          <w:color w:val="000000"/>
+          <w:sz w:val="20"/>
+          <w:szCs w:val="20"/>
+        </w:rPr>
+        <w:tab/>
+      </w:r>
+      <w:r>
+        <w:rPr>
+          <w:rFonts w:ascii="Consolas" w:hAnsi="Consolas"/>
+          <w:color w:val="000000"/>
+          <w:sz w:val="20"/>
+          <w:szCs w:val="20"/>
+        </w:rPr>
+        <w:tab/>
+      </w:r>
+      <w:r>
+        <w:rPr>
+          <w:rFonts w:ascii="Consolas" w:hAnsi="Consolas"/>
+          <w:color w:val="000000"/>
+          <w:sz w:val="20"/>
+          <w:szCs w:val="20"/>
+          <w:u w:val="single"/>
+        </w:rPr>
+        <w:t>Set</w:t>
+      </w:r>
+      <w:r>
+        <w:rPr>
+          <w:rFonts w:ascii="Consolas" w:hAnsi="Consolas"/>
+          <w:color w:val="000000"/>
+          <w:sz w:val="20"/>
+          <w:szCs w:val="20"/>
+        </w:rPr>
+        <w:t xml:space="preserve"> </w:t>
+      </w:r>
+      <w:r>
+        <w:rPr>
+          <w:rFonts w:ascii="Consolas" w:hAnsi="Consolas"/>
+          <w:color w:val="6A3E3E"/>
+          <w:sz w:val="20"/>
+          <w:szCs w:val="20"/>
+        </w:rPr>
+        <w:t>kv</w:t>
+      </w:r>
+      <w:r>
+        <w:rPr>
+          <w:rFonts w:ascii="Consolas" w:hAnsi="Consolas"/>
+          <w:color w:val="000000"/>
+          <w:sz w:val="20"/>
+          <w:szCs w:val="20"/>
+        </w:rPr>
+        <w:t>=</w:t>
+      </w:r>
+      <w:r>
+        <w:rPr>
+          <w:rFonts w:ascii="Consolas" w:hAnsi="Consolas"/>
+          <w:color w:val="6A3E3E"/>
+          <w:sz w:val="20"/>
+          <w:szCs w:val="20"/>
+        </w:rPr>
+        <w:t>map</w:t>
+      </w:r>
+      <w:r>
+        <w:rPr>
+          <w:rFonts w:ascii="Consolas" w:hAnsi="Consolas"/>
+          <w:color w:val="000000"/>
+          <w:sz w:val="20"/>
+          <w:szCs w:val="20"/>
+        </w:rPr>
+        <w:t>.entrySet();</w:t>
+      </w:r>
+    </w:p>
+    <w:p>
+      <w:pPr>
+        <w:pStyle w:val="NormalWeb"/>
+        <w:shd w:val="clear" w:color="auto" w:fill="FFFFFF"/>
+        <w:spacing w:before="0" w:beforeAutospacing="0" w:after="0" w:afterAutospacing="0"/>
+        <w:rPr>
+          <w:rFonts w:ascii="Consolas" w:hAnsi="Consolas"/>
+          <w:color w:val="000000"/>
+          <w:sz w:val="20"/>
+          <w:szCs w:val="20"/>
+        </w:rPr>
+      </w:pPr>
+      <w:r>
+        <w:rPr>
+          <w:rFonts w:ascii="Consolas" w:hAnsi="Consolas"/>
+          <w:color w:val="000000"/>
+          <w:sz w:val="20"/>
+          <w:szCs w:val="20"/>
+        </w:rPr>
+        <w:tab/>
+      </w:r>
+      <w:r>
+        <w:rPr>
+          <w:rFonts w:ascii="Consolas" w:hAnsi="Consolas"/>
+          <w:color w:val="000000"/>
+          <w:sz w:val="20"/>
+          <w:szCs w:val="20"/>
+        </w:rPr>
+        <w:tab/>
+      </w:r>
+      <w:r>
+        <w:rPr>
+          <w:rFonts w:ascii="Consolas" w:hAnsi="Consolas"/>
+          <w:color w:val="000000"/>
+          <w:sz w:val="20"/>
+          <w:szCs w:val="20"/>
+          <w:u w:val="single"/>
+        </w:rPr>
+        <w:t>Iterator</w:t>
+      </w:r>
+      <w:r>
+        <w:rPr>
+          <w:rFonts w:ascii="Consolas" w:hAnsi="Consolas"/>
+          <w:color w:val="000000"/>
+          <w:sz w:val="20"/>
+          <w:szCs w:val="20"/>
+        </w:rPr>
+        <w:t xml:space="preserve"> </w:t>
+      </w:r>
+      <w:r>
+        <w:rPr>
+          <w:rFonts w:ascii="Consolas" w:hAnsi="Consolas"/>
+          <w:color w:val="6A3E3E"/>
+          <w:sz w:val="20"/>
+          <w:szCs w:val="20"/>
+        </w:rPr>
+        <w:t>itr3</w:t>
+      </w:r>
+      <w:r>
+        <w:rPr>
+          <w:rFonts w:ascii="Consolas" w:hAnsi="Consolas"/>
+          <w:color w:val="000000"/>
+          <w:sz w:val="20"/>
+          <w:szCs w:val="20"/>
+        </w:rPr>
+        <w:t>=</w:t>
+      </w:r>
+      <w:r>
+        <w:rPr>
+          <w:rFonts w:ascii="Consolas" w:hAnsi="Consolas"/>
+          <w:color w:val="6A3E3E"/>
+          <w:sz w:val="20"/>
+          <w:szCs w:val="20"/>
+        </w:rPr>
+        <w:t>kv</w:t>
+      </w:r>
+      <w:r>
+        <w:rPr>
+          <w:rFonts w:ascii="Consolas" w:hAnsi="Consolas"/>
+          <w:color w:val="000000"/>
+          <w:sz w:val="20"/>
+          <w:szCs w:val="20"/>
+        </w:rPr>
+        <w:t>.iterator();</w:t>
+      </w:r>
+    </w:p>
+    <w:p>
+      <w:pPr>
+        <w:pStyle w:val="NormalWeb"/>
+        <w:shd w:val="clear" w:color="auto" w:fill="FFFFFF"/>
+        <w:spacing w:before="0" w:beforeAutospacing="0" w:after="0" w:afterAutospacing="0"/>
+        <w:rPr>
+          <w:rFonts w:ascii="Consolas" w:hAnsi="Consolas"/>
+          <w:color w:val="000000"/>
+          <w:sz w:val="20"/>
+          <w:szCs w:val="20"/>
+        </w:rPr>
+      </w:pPr>
+      <w:r>
+        <w:rPr>
+          <w:rFonts w:ascii="Consolas" w:hAnsi="Consolas"/>
+          <w:color w:val="000000"/>
+          <w:sz w:val="20"/>
+          <w:szCs w:val="20"/>
+        </w:rPr>
+        <w:tab/>
+      </w:r>
+      <w:r>
+        <w:rPr>
+          <w:rFonts w:ascii="Consolas" w:hAnsi="Consolas"/>
+          <w:color w:val="000000"/>
+          <w:sz w:val="20"/>
+          <w:szCs w:val="20"/>
+        </w:rPr>
+        <w:tab/>
+      </w:r>
+      <w:r>
+        <w:rPr>
+          <w:rFonts w:ascii="Consolas" w:hAnsi="Consolas"/>
+          <w:b/>
+          <w:bCs/>
+          <w:color w:val="7F0055"/>
+          <w:sz w:val="20"/>
+          <w:szCs w:val="20"/>
+        </w:rPr>
+        <w:t>while</w:t>
+      </w:r>
+      <w:r>
+        <w:rPr>
+          <w:rFonts w:ascii="Consolas" w:hAnsi="Consolas"/>
+          <w:color w:val="000000"/>
+          <w:sz w:val="20"/>
+          <w:szCs w:val="20"/>
+        </w:rPr>
+        <w:t>(</w:t>
+      </w:r>
+      <w:r>
+        <w:rPr>
+          <w:rFonts w:ascii="Consolas" w:hAnsi="Consolas"/>
+          <w:color w:val="6A3E3E"/>
+          <w:sz w:val="20"/>
+          <w:szCs w:val="20"/>
+        </w:rPr>
+        <w:t>itr3</w:t>
+      </w:r>
+      <w:r>
+        <w:rPr>
+          <w:rFonts w:ascii="Consolas" w:hAnsi="Consolas"/>
+          <w:color w:val="000000"/>
+          <w:sz w:val="20"/>
+          <w:szCs w:val="20"/>
+        </w:rPr>
+        <w:t>.hasNext())</w:t>
+      </w:r>
+    </w:p>
+    <w:p>
+      <w:pPr>
+        <w:pStyle w:val="NormalWeb"/>
+        <w:shd w:val="clear" w:color="auto" w:fill="FFFFFF"/>
+        <w:spacing w:before="0" w:beforeAutospacing="0" w:after="0" w:afterAutospacing="0"/>
+        <w:rPr>
+          <w:rFonts w:ascii="Consolas" w:hAnsi="Consolas"/>
+          <w:color w:val="000000"/>
+          <w:sz w:val="20"/>
+          <w:szCs w:val="20"/>
+        </w:rPr>
+      </w:pPr>
+      <w:r>
+        <w:rPr>
+          <w:rFonts w:ascii="Consolas" w:hAnsi="Consolas"/>
+          <w:color w:val="000000"/>
+          <w:sz w:val="20"/>
+          <w:szCs w:val="20"/>
+        </w:rPr>
+        <w:tab/>
+      </w:r>
+      <w:r>
+        <w:rPr>
+          <w:rFonts w:ascii="Consolas" w:hAnsi="Consolas"/>
+          <w:color w:val="000000"/>
+          <w:sz w:val="20"/>
+          <w:szCs w:val="20"/>
+        </w:rPr>
+        <w:tab/>
+        <w:t>{</w:t>
+      </w:r>
+    </w:p>
+    <w:p>
+      <w:pPr>
+        <w:pStyle w:val="NormalWeb"/>
+        <w:shd w:val="clear" w:color="auto" w:fill="FFFFFF"/>
+        <w:spacing w:before="0" w:beforeAutospacing="0" w:after="0" w:afterAutospacing="0"/>
+        <w:rPr>
+          <w:rFonts w:ascii="Consolas" w:hAnsi="Consolas"/>
+          <w:color w:val="000000"/>
+          <w:sz w:val="20"/>
+          <w:szCs w:val="20"/>
+        </w:rPr>
+      </w:pPr>
+      <w:r>
+        <w:rPr>
+          <w:rFonts w:ascii="Consolas" w:hAnsi="Consolas"/>
+          <w:color w:val="000000"/>
+          <w:sz w:val="20"/>
+          <w:szCs w:val="20"/>
+        </w:rPr>
+        <w:tab/>
+      </w:r>
+      <w:r>
+        <w:rPr>
+          <w:rFonts w:ascii="Consolas" w:hAnsi="Consolas"/>
+          <w:color w:val="000000"/>
+          <w:sz w:val="20"/>
+          <w:szCs w:val="20"/>
+        </w:rPr>
+        <w:tab/>
+      </w:r>
+      <w:r>
+        <w:rPr>
+          <w:rFonts w:ascii="Consolas" w:hAnsi="Consolas"/>
+          <w:color w:val="000000"/>
+          <w:sz w:val="20"/>
+          <w:szCs w:val="20"/>
+        </w:rPr>
+        <w:tab/>
+      </w:r>
+      <w:r>
+        <w:rPr>
+          <w:rFonts w:ascii="Consolas" w:hAnsi="Consolas"/>
+          <w:color w:val="3F7F5F"/>
+          <w:sz w:val="20"/>
+          <w:szCs w:val="20"/>
+        </w:rPr>
+        <w:t>//System.out.println(itr3.next());</w:t>
+      </w:r>
+    </w:p>
+    <w:p>
+      <w:pPr>
+        <w:pStyle w:val="NormalWeb"/>
+        <w:shd w:val="clear" w:color="auto" w:fill="FFFFFF"/>
+        <w:spacing w:before="0" w:beforeAutospacing="0" w:after="0" w:afterAutospacing="0"/>
+        <w:rPr>
+          <w:rFonts w:ascii="Consolas" w:hAnsi="Consolas"/>
+          <w:color w:val="000000"/>
+          <w:sz w:val="20"/>
+          <w:szCs w:val="20"/>
+        </w:rPr>
+      </w:pPr>
+      <w:r>
+        <w:rPr>
+          <w:rFonts w:ascii="Consolas" w:hAnsi="Consolas"/>
+          <w:color w:val="000000"/>
+          <w:sz w:val="20"/>
+          <w:szCs w:val="20"/>
+        </w:rPr>
+        <w:tab/>
+      </w:r>
+      <w:r>
+        <w:rPr>
+          <w:rFonts w:ascii="Consolas" w:hAnsi="Consolas"/>
+          <w:color w:val="000000"/>
+          <w:sz w:val="20"/>
+          <w:szCs w:val="20"/>
+        </w:rPr>
+        <w:tab/>
+      </w:r>
+      <w:r>
+        <w:rPr>
+          <w:rFonts w:ascii="Consolas" w:hAnsi="Consolas"/>
+          <w:color w:val="000000"/>
+          <w:sz w:val="20"/>
+          <w:szCs w:val="20"/>
+        </w:rPr>
+        <w:tab/>
+      </w:r>
+      <w:r>
+        <w:rPr>
+          <w:rFonts w:ascii="Consolas" w:hAnsi="Consolas"/>
+          <w:color w:val="000000"/>
+          <w:sz w:val="20"/>
+          <w:szCs w:val="20"/>
+          <w:u w:val="single"/>
+        </w:rPr>
+        <w:t>Map.Entry</w:t>
+      </w:r>
+      <w:r>
+        <w:rPr>
+          <w:rFonts w:ascii="Consolas" w:hAnsi="Consolas"/>
+          <w:color w:val="000000"/>
+          <w:sz w:val="20"/>
+          <w:szCs w:val="20"/>
+        </w:rPr>
+        <w:t xml:space="preserve"> </w:t>
+      </w:r>
+      <w:r>
+        <w:rPr>
+          <w:rFonts w:ascii="Consolas" w:hAnsi="Consolas"/>
+          <w:color w:val="6A3E3E"/>
+          <w:sz w:val="20"/>
+          <w:szCs w:val="20"/>
+        </w:rPr>
+        <w:t>pair</w:t>
+      </w:r>
+      <w:r>
+        <w:rPr>
+          <w:rFonts w:ascii="Consolas" w:hAnsi="Consolas"/>
+          <w:color w:val="000000"/>
+          <w:sz w:val="20"/>
+          <w:szCs w:val="20"/>
+        </w:rPr>
+        <w:t>=(</w:t>
+      </w:r>
+      <w:r>
+        <w:rPr>
+          <w:rFonts w:ascii="Consolas" w:hAnsi="Consolas"/>
+          <w:color w:val="000000"/>
+          <w:sz w:val="20"/>
+          <w:szCs w:val="20"/>
+          <w:u w:val="single"/>
+        </w:rPr>
+        <w:t>Entry</w:t>
+      </w:r>
+      <w:r>
+        <w:rPr>
+          <w:rFonts w:ascii="Consolas" w:hAnsi="Consolas"/>
+          <w:color w:val="000000"/>
+          <w:sz w:val="20"/>
+          <w:szCs w:val="20"/>
+        </w:rPr>
+        <w:t xml:space="preserve">) </w:t>
+      </w:r>
+      <w:r>
+        <w:rPr>
+          <w:rFonts w:ascii="Consolas" w:hAnsi="Consolas"/>
+          <w:color w:val="6A3E3E"/>
+          <w:sz w:val="20"/>
+          <w:szCs w:val="20"/>
+        </w:rPr>
+        <w:t>itr3</w:t>
+      </w:r>
+      <w:r>
+        <w:rPr>
+          <w:rFonts w:ascii="Consolas" w:hAnsi="Consolas"/>
+          <w:color w:val="000000"/>
+          <w:sz w:val="20"/>
+          <w:szCs w:val="20"/>
+        </w:rPr>
+        <w:t>.next();</w:t>
+      </w:r>
+    </w:p>
+    <w:p>
+      <w:pPr>
+        <w:pStyle w:val="NormalWeb"/>
+        <w:shd w:val="clear" w:color="auto" w:fill="FFFFFF"/>
+        <w:spacing w:before="0" w:beforeAutospacing="0" w:after="0" w:afterAutospacing="0"/>
+        <w:rPr>
+          <w:rFonts w:ascii="Consolas" w:hAnsi="Consolas"/>
+          <w:color w:val="000000"/>
+          <w:sz w:val="20"/>
+          <w:szCs w:val="20"/>
+        </w:rPr>
+      </w:pPr>
+      <w:r>
+        <w:rPr>
+          <w:rFonts w:ascii="Consolas" w:hAnsi="Consolas"/>
+          <w:color w:val="000000"/>
+          <w:sz w:val="20"/>
+          <w:szCs w:val="20"/>
+        </w:rPr>
+        <w:tab/>
+      </w:r>
+      <w:r>
+        <w:rPr>
+          <w:rFonts w:ascii="Consolas" w:hAnsi="Consolas"/>
+          <w:color w:val="000000"/>
+          <w:sz w:val="20"/>
+          <w:szCs w:val="20"/>
+        </w:rPr>
+        <w:tab/>
+      </w:r>
+      <w:r>
+        <w:rPr>
+          <w:rFonts w:ascii="Consolas" w:hAnsi="Consolas"/>
+          <w:color w:val="000000"/>
+          <w:sz w:val="20"/>
+          <w:szCs w:val="20"/>
+        </w:rPr>
+        <w:tab/>
+        <w:t>System.</w:t>
+      </w:r>
+      <w:r>
+        <w:rPr>
+          <w:rFonts w:ascii="Consolas" w:hAnsi="Consolas"/>
+          <w:b/>
+          <w:bCs/>
+          <w:i/>
+          <w:iCs/>
+          <w:color w:val="0000C0"/>
+          <w:sz w:val="20"/>
+          <w:szCs w:val="20"/>
+        </w:rPr>
+        <w:t>out</w:t>
+      </w:r>
+      <w:r>
+        <w:rPr>
+          <w:rFonts w:ascii="Consolas" w:hAnsi="Consolas"/>
+          <w:color w:val="000000"/>
+          <w:sz w:val="20"/>
+          <w:szCs w:val="20"/>
+        </w:rPr>
+        <w:t>.println(</w:t>
+      </w:r>
+      <w:r>
+        <w:rPr>
+          <w:rFonts w:ascii="Consolas" w:hAnsi="Consolas"/>
+          <w:color w:val="2A00FF"/>
+          <w:sz w:val="20"/>
+          <w:szCs w:val="20"/>
+        </w:rPr>
+        <w:t>"key:"</w:t>
+      </w:r>
+      <w:r>
+        <w:rPr>
+          <w:rFonts w:ascii="Consolas" w:hAnsi="Consolas"/>
+          <w:color w:val="000000"/>
+          <w:sz w:val="20"/>
+          <w:szCs w:val="20"/>
+        </w:rPr>
+        <w:t>+</w:t>
+      </w:r>
+      <w:r>
+        <w:rPr>
+          <w:rFonts w:ascii="Consolas" w:hAnsi="Consolas"/>
+          <w:color w:val="6A3E3E"/>
+          <w:sz w:val="20"/>
+          <w:szCs w:val="20"/>
+        </w:rPr>
+        <w:t>pair</w:t>
+      </w:r>
+      <w:r>
+        <w:rPr>
+          <w:rFonts w:ascii="Consolas" w:hAnsi="Consolas"/>
+          <w:color w:val="000000"/>
+          <w:sz w:val="20"/>
+          <w:szCs w:val="20"/>
+        </w:rPr>
+        <w:t>.getKey()+</w:t>
+      </w:r>
+      <w:r>
+        <w:rPr>
+          <w:rFonts w:ascii="Consolas" w:hAnsi="Consolas"/>
+          <w:color w:val="2A00FF"/>
+          <w:sz w:val="20"/>
+          <w:szCs w:val="20"/>
+        </w:rPr>
+        <w:t>"  "</w:t>
+      </w:r>
+      <w:r>
+        <w:rPr>
+          <w:rFonts w:ascii="Consolas" w:hAnsi="Consolas"/>
+          <w:color w:val="000000"/>
+          <w:sz w:val="20"/>
+          <w:szCs w:val="20"/>
+        </w:rPr>
+        <w:t>+</w:t>
+      </w:r>
+      <w:r>
+        <w:rPr>
+          <w:rFonts w:ascii="Consolas" w:hAnsi="Consolas"/>
+          <w:color w:val="2A00FF"/>
+          <w:sz w:val="20"/>
+          <w:szCs w:val="20"/>
+        </w:rPr>
+        <w:t>"Value:"</w:t>
+      </w:r>
+      <w:r>
+        <w:rPr>
+          <w:rFonts w:ascii="Consolas" w:hAnsi="Consolas"/>
+          <w:color w:val="000000"/>
+          <w:sz w:val="20"/>
+          <w:szCs w:val="20"/>
+        </w:rPr>
+        <w:t>+</w:t>
+      </w:r>
+      <w:r>
+        <w:rPr>
+          <w:rFonts w:ascii="Consolas" w:hAnsi="Consolas"/>
+          <w:color w:val="6A3E3E"/>
+          <w:sz w:val="20"/>
+          <w:szCs w:val="20"/>
+        </w:rPr>
+        <w:t>pair</w:t>
+      </w:r>
+      <w:r>
+        <w:rPr>
+          <w:rFonts w:ascii="Consolas" w:hAnsi="Consolas"/>
+          <w:color w:val="000000"/>
+          <w:sz w:val="20"/>
+          <w:szCs w:val="20"/>
+        </w:rPr>
+        <w:t>.getValue() );</w:t>
+      </w:r>
+    </w:p>
+    <w:p>
+      <w:pPr>
+        <w:pStyle w:val="NormalWeb"/>
+        <w:shd w:val="clear" w:color="auto" w:fill="FFFFFF"/>
+        <w:spacing w:before="0" w:beforeAutospacing="0" w:after="0" w:afterAutospacing="0"/>
+        <w:rPr>
+          <w:rFonts w:ascii="Consolas" w:hAnsi="Consolas"/>
+          <w:color w:val="000000"/>
+          <w:sz w:val="20"/>
+          <w:szCs w:val="20"/>
+        </w:rPr>
+      </w:pPr>
+      <w:r>
+        <w:rPr>
+          <w:rFonts w:ascii="Consolas" w:hAnsi="Consolas"/>
+          <w:color w:val="000000"/>
+          <w:sz w:val="20"/>
+          <w:szCs w:val="20"/>
+        </w:rPr>
+        <w:tab/>
+      </w:r>
+      <w:r>
+        <w:rPr>
+          <w:rFonts w:ascii="Consolas" w:hAnsi="Consolas"/>
+          <w:color w:val="000000"/>
+          <w:sz w:val="20"/>
+          <w:szCs w:val="20"/>
+        </w:rPr>
+        <w:tab/>
+      </w:r>
+      <w:r>
+        <w:rPr>
+          <w:rFonts w:ascii="Consolas" w:hAnsi="Consolas"/>
+          <w:color w:val="000000"/>
+          <w:sz w:val="20"/>
+          <w:szCs w:val="20"/>
+        </w:rPr>
+        <w:tab/>
+      </w:r>
+    </w:p>
+    <w:p>
+      <w:pPr>
+        <w:pStyle w:val="NormalWeb"/>
+        <w:shd w:val="clear" w:color="auto" w:fill="FFFFFF"/>
+        <w:spacing w:before="0" w:beforeAutospacing="0" w:after="0" w:afterAutospacing="0"/>
+        <w:rPr>
+          <w:rFonts w:ascii="Consolas" w:hAnsi="Consolas"/>
+          <w:color w:val="000000"/>
+          <w:sz w:val="20"/>
+          <w:szCs w:val="20"/>
+        </w:rPr>
+      </w:pPr>
+      <w:r>
+        <w:rPr>
+          <w:rFonts w:ascii="Consolas" w:hAnsi="Consolas"/>
+          <w:color w:val="000000"/>
+          <w:sz w:val="20"/>
+          <w:szCs w:val="20"/>
+        </w:rPr>
+        <w:tab/>
+      </w:r>
+      <w:r>
+        <w:rPr>
+          <w:rFonts w:ascii="Consolas" w:hAnsi="Consolas"/>
+          <w:color w:val="000000"/>
+          <w:sz w:val="20"/>
+          <w:szCs w:val="20"/>
+        </w:rPr>
+        <w:tab/>
+        <w:t>}</w:t>
+      </w:r>
+    </w:p>
+    <w:p>
+      <w:pPr>
+        <w:pStyle w:val="NormalWeb"/>
+        <w:shd w:val="clear" w:color="auto" w:fill="FFFFFF"/>
+        <w:spacing w:before="0" w:beforeAutospacing="0" w:after="0" w:afterAutospacing="0"/>
+        <w:rPr>
+          <w:rFonts w:ascii="Consolas" w:hAnsi="Consolas"/>
+          <w:color w:val="000000"/>
+          <w:sz w:val="20"/>
+          <w:szCs w:val="20"/>
+        </w:rPr>
+      </w:pPr>
+    </w:p>
+    <w:p>
+      <w:pPr>
+        <w:pStyle w:val="NormalWeb"/>
+        <w:shd w:val="clear" w:color="auto" w:fill="FFFFFF"/>
+        <w:spacing w:before="0" w:beforeAutospacing="0" w:after="0" w:afterAutospacing="0"/>
+        <w:rPr>
+          <w:rFonts w:ascii="Consolas" w:hAnsi="Consolas"/>
+          <w:color w:val="000000"/>
+          <w:sz w:val="20"/>
+          <w:szCs w:val="20"/>
+        </w:rPr>
+      </w:pPr>
+      <w:r>
+        <w:rPr>
+          <w:rFonts w:ascii="Consolas" w:hAnsi="Consolas"/>
+          <w:color w:val="000000"/>
+          <w:sz w:val="20"/>
+          <w:szCs w:val="20"/>
+        </w:rPr>
+        <w:tab/>
+        <w:t>}</w:t>
+      </w:r>
+    </w:p>
+    <w:p>
+      <w:pPr>
+        <w:pStyle w:val="NormalWeb"/>
+        <w:shd w:val="clear" w:color="auto" w:fill="FFFFFF"/>
+        <w:spacing w:before="0" w:beforeAutospacing="0" w:after="0" w:afterAutospacing="0"/>
+        <w:rPr>
+          <w:rFonts w:ascii="Consolas" w:hAnsi="Consolas"/>
+          <w:color w:val="000000"/>
+          <w:sz w:val="20"/>
+          <w:szCs w:val="20"/>
+        </w:rPr>
+      </w:pPr>
+    </w:p>
+    <w:p>
+      <w:pPr>
+        <w:pStyle w:val="NormalWeb"/>
+        <w:shd w:val="clear" w:color="auto" w:fill="FFFFFF"/>
+        <w:spacing w:before="0" w:beforeAutospacing="0" w:after="0" w:afterAutospacing="0"/>
+        <w:rPr>
+          <w:rFonts w:ascii="Consolas" w:hAnsi="Consolas"/>
+          <w:color w:val="000000"/>
+          <w:sz w:val="20"/>
+          <w:szCs w:val="20"/>
+        </w:rPr>
+      </w:pPr>
+      <w:r>
+        <w:rPr>
+          <w:rFonts w:ascii="Consolas" w:hAnsi="Consolas"/>
+          <w:color w:val="000000"/>
+          <w:sz w:val="20"/>
+          <w:szCs w:val="20"/>
+        </w:rPr>
+        <w:t>}</w:t>
+      </w:r>
+    </w:p>
     <w:p/>
     <w:sectPr>
       <w:pgSz w:w="12240" w:h="15840"/>
